--- a/MaterialTwin_물성확보현황_해석가능성.docx
+++ b/MaterialTwin_물성확보현황_해석가능성.docx
@@ -31,7 +31,7 @@
           <w:color w:val="606060"/>
           <w:sz w:val="18"/>
         </w:rPr>
-        <w:t>2026-08-17 · 재료 2,331종 · 물성값 34,877건 · 출처 2,739건 · 물성 정의 237종</w:t>
+        <w:t>2026-08-29 · 재료 2,654종 · 물성값 41,396건 · 출처 2,945건 · 물성 정의 264종</w:t>
       </w:r>
     </w:p>
     <w:p/>
@@ -52,7 +52,7 @@
           <w:b/>
           <w:sz w:val="22"/>
         </w:rPr>
-        <w:t>13개 해석이 요구하는 (재료 × 필수물성) 격자 17,598칸 중 12,763칸이 채워졌다 — 전체 72.5%.</w:t>
+        <w:t>13개 해석이 요구하는 (재료 × 필수물성) 격자 23,127칸 중 15,358칸이 채워졌다 — 전체 66.4%.</w:t>
       </w:r>
     </w:p>
     <w:p>
@@ -269,7 +269,7 @@
           <w:b/>
           <w:sz w:val="19"/>
         </w:rPr>
-        <w:t>셀 채움률이 높아도 재료 준비율은 낮을 수 있다. 재료마다 비어 있는 칸이 다르면 그렇게 된다 — 피로·수명이 정확히 그 경우다(셀 63.0% vs 준비 38.3%). **수집 진척과 해석 가능성을 같은 숫자로 말하면 안 된다.**</w:t>
+        <w:t>셀 채움률이 높아도 재료 준비율은 낮을 수 있다. 재료마다 비어 있는 칸이 다르면 그렇게 된다 — 피로·수명이 정확히 그 경우다(셀 55.1% vs 준비 23.1%). **수집 진척과 해석 가능성을 같은 숫자로 말하면 안 된다.**</w:t>
       </w:r>
     </w:p>
     <w:p>
@@ -428,7 +428,7 @@
               <w:rPr>
                 <w:sz w:val="15"/>
               </w:rPr>
-              <w:t>658</w:t>
+              <w:t>864</w:t>
             </w:r>
           </w:p>
         </w:tc>
@@ -442,7 +442,7 @@
               <w:rPr>
                 <w:sz w:val="15"/>
               </w:rPr>
-              <w:t>1465/1974</w:t>
+              <w:t>1810/2592</w:t>
             </w:r>
           </w:p>
         </w:tc>
@@ -456,7 +456,7 @@
               <w:rPr>
                 <w:sz w:val="15"/>
               </w:rPr>
-              <w:t>74.2%  ███████···</w:t>
+              <w:t>69.8%  ███████···</w:t>
             </w:r>
           </w:p>
         </w:tc>
@@ -470,7 +470,7 @@
               <w:rPr>
                 <w:sz w:val="15"/>
               </w:rPr>
-              <w:t>50.9%</w:t>
+              <w:t>52.7%</w:t>
             </w:r>
           </w:p>
         </w:tc>
@@ -484,7 +484,7 @@
               <w:rPr>
                 <w:sz w:val="15"/>
               </w:rPr>
-              <w:t>446  (67.8%)</w:t>
+              <w:t>505  (58.4%)</w:t>
             </w:r>
           </w:p>
         </w:tc>
@@ -498,7 +498,7 @@
               <w:rPr>
                 <w:sz w:val="15"/>
               </w:rPr>
-              <w:t>poisson_ratio — 202종</w:t>
+              <w:t>poisson_ratio — 343종</w:t>
             </w:r>
           </w:p>
         </w:tc>
@@ -528,7 +528,7 @@
               <w:rPr>
                 <w:sz w:val="15"/>
               </w:rPr>
-              <w:t>658</w:t>
+              <w:t>864</w:t>
             </w:r>
           </w:p>
         </w:tc>
@@ -542,7 +542,7 @@
               <w:rPr>
                 <w:sz w:val="15"/>
               </w:rPr>
-              <w:t>2377/3290</w:t>
+              <w:t>2756/4320</w:t>
             </w:r>
           </w:p>
         </w:tc>
@@ -556,7 +556,7 @@
               <w:rPr>
                 <w:sz w:val="15"/>
               </w:rPr>
-              <w:t>72.2%  ███████···</w:t>
+              <w:t>63.8%  ██████····</w:t>
             </w:r>
           </w:p>
         </w:tc>
@@ -570,7 +570,7 @@
               <w:rPr>
                 <w:sz w:val="15"/>
               </w:rPr>
-              <w:t>42.7%</w:t>
+              <w:t>42.0%</w:t>
             </w:r>
           </w:p>
         </w:tc>
@@ -584,7 +584,7 @@
               <w:rPr>
                 <w:sz w:val="15"/>
               </w:rPr>
-              <w:t>420  (63.8%)</w:t>
+              <w:t>397  (45.9%)</w:t>
             </w:r>
           </w:p>
         </w:tc>
@@ -598,7 +598,7 @@
               <w:rPr>
                 <w:sz w:val="15"/>
               </w:rPr>
-              <w:t>cowper_symonds_c | cowper_symonds_p  — 212종</w:t>
+              <w:t>cowper_symonds_c | cowper_symonds_p  — 440종</w:t>
             </w:r>
           </w:p>
         </w:tc>
@@ -628,7 +628,7 @@
               <w:rPr>
                 <w:sz w:val="15"/>
               </w:rPr>
-              <w:t>658</w:t>
+              <w:t>864</w:t>
             </w:r>
           </w:p>
         </w:tc>
@@ -642,7 +642,7 @@
               <w:rPr>
                 <w:sz w:val="15"/>
               </w:rPr>
-              <w:t>1421/1974</w:t>
+              <w:t>1721/2592</w:t>
             </w:r>
           </w:p>
         </w:tc>
@@ -656,7 +656,7 @@
               <w:rPr>
                 <w:sz w:val="15"/>
               </w:rPr>
-              <w:t>72.0%  ███████···</w:t>
+              <w:t>66.4%  ███████···</w:t>
             </w:r>
           </w:p>
         </w:tc>
@@ -670,7 +670,7 @@
               <w:rPr>
                 <w:sz w:val="15"/>
               </w:rPr>
-              <w:t>52.8%</w:t>
+              <w:t>52.5%</w:t>
             </w:r>
           </w:p>
         </w:tc>
@@ -684,7 +684,7 @@
               <w:rPr>
                 <w:sz w:val="15"/>
               </w:rPr>
-              <w:t>453  (68.8%)</w:t>
+              <w:t>476  (55.1%)</w:t>
             </w:r>
           </w:p>
         </w:tc>
@@ -698,7 +698,7 @@
               <w:rPr>
                 <w:sz w:val="15"/>
               </w:rPr>
-              <w:t>specific_heat — 197종</w:t>
+              <w:t>specific_heat — 372종</w:t>
             </w:r>
           </w:p>
         </w:tc>
@@ -728,7 +728,7 @@
               <w:rPr>
                 <w:sz w:val="15"/>
               </w:rPr>
-              <w:t>658</w:t>
+              <w:t>864</w:t>
             </w:r>
           </w:p>
         </w:tc>
@@ -742,7 +742,7 @@
               <w:rPr>
                 <w:sz w:val="15"/>
               </w:rPr>
-              <w:t>1962/2632</w:t>
+              <w:t>2485/3456</w:t>
             </w:r>
           </w:p>
         </w:tc>
@@ -756,7 +756,7 @@
               <w:rPr>
                 <w:sz w:val="15"/>
               </w:rPr>
-              <w:t>74.5%  ███████···</w:t>
+              <w:t>71.9%  ███████···</w:t>
             </w:r>
           </w:p>
         </w:tc>
@@ -770,7 +770,7 @@
               <w:rPr>
                 <w:sz w:val="15"/>
               </w:rPr>
-              <w:t>52.7%</w:t>
+              <w:t>55.9%</w:t>
             </w:r>
           </w:p>
         </w:tc>
@@ -784,7 +784,7 @@
               <w:rPr>
                 <w:sz w:val="15"/>
               </w:rPr>
-              <w:t>441  (67.0%)</w:t>
+              <w:t>490  (56.7%)</w:t>
             </w:r>
           </w:p>
         </w:tc>
@@ -798,7 +798,7 @@
               <w:rPr>
                 <w:sz w:val="15"/>
               </w:rPr>
-              <w:t>poisson_ratio — 202종</w:t>
+              <w:t>poisson_ratio — 343종</w:t>
             </w:r>
           </w:p>
         </w:tc>
@@ -828,7 +828,7 @@
               <w:rPr>
                 <w:sz w:val="15"/>
               </w:rPr>
-              <w:t>241</w:t>
+              <w:t>321</w:t>
             </w:r>
           </w:p>
         </w:tc>
@@ -842,7 +842,7 @@
               <w:rPr>
                 <w:sz w:val="15"/>
               </w:rPr>
-              <w:t>746/964</w:t>
+              <w:t>863/1284</w:t>
             </w:r>
           </w:p>
         </w:tc>
@@ -856,7 +856,7 @@
               <w:rPr>
                 <w:sz w:val="15"/>
               </w:rPr>
-              <w:t>77.4%  ████████··</w:t>
+              <w:t>67.2%  ███████···</w:t>
             </w:r>
           </w:p>
         </w:tc>
@@ -870,7 +870,7 @@
               <w:rPr>
                 <w:sz w:val="15"/>
               </w:rPr>
-              <w:t>48.8%</w:t>
+              <w:t>46.5%</w:t>
             </w:r>
           </w:p>
         </w:tc>
@@ -884,7 +884,7 @@
               <w:rPr>
                 <w:sz w:val="15"/>
               </w:rPr>
-              <w:t>172  (71.4%)</w:t>
+              <w:t>162  (50.5%)</w:t>
             </w:r>
           </w:p>
         </w:tc>
@@ -898,7 +898,7 @@
               <w:rPr>
                 <w:sz w:val="15"/>
               </w:rPr>
-              <w:t>prony_relaxation_time | prony_tensil — 62종</w:t>
+              <w:t>prony_relaxation_time | prony_tensil — 152종</w:t>
             </w:r>
           </w:p>
         </w:tc>
@@ -928,7 +928,7 @@
               <w:rPr>
                 <w:sz w:val="15"/>
               </w:rPr>
-              <w:t>658</w:t>
+              <w:t>864</w:t>
             </w:r>
           </w:p>
         </w:tc>
@@ -942,7 +942,7 @@
               <w:rPr>
                 <w:sz w:val="15"/>
               </w:rPr>
-              <w:t>1870/2632</w:t>
+              <w:t>2145/3456</w:t>
             </w:r>
           </w:p>
         </w:tc>
@@ -956,7 +956,7 @@
               <w:rPr>
                 <w:sz w:val="15"/>
               </w:rPr>
-              <w:t>71.0%  ███████···</w:t>
+              <w:t>62.1%  ██████····</w:t>
             </w:r>
           </w:p>
         </w:tc>
@@ -970,7 +970,7 @@
               <w:rPr>
                 <w:sz w:val="15"/>
               </w:rPr>
-              <w:t>53.5%</w:t>
+              <w:t>49.2%</w:t>
             </w:r>
           </w:p>
         </w:tc>
@@ -984,7 +984,7 @@
               <w:rPr>
                 <w:sz w:val="15"/>
               </w:rPr>
-              <w:t>442  (67.2%)</w:t>
+              <w:t>418  (48.4%)</w:t>
             </w:r>
           </w:p>
         </w:tc>
@@ -998,7 +998,7 @@
               <w:rPr>
                 <w:sz w:val="15"/>
               </w:rPr>
-              <w:t>contact_angle_water | surface_energy — 209종</w:t>
+              <w:t>contact_angle_water | surface_energy — 440종</w:t>
             </w:r>
           </w:p>
         </w:tc>
@@ -1028,7 +1028,7 @@
               <w:rPr>
                 <w:sz w:val="15"/>
               </w:rPr>
-              <w:t>463</w:t>
+              <w:t>542</w:t>
             </w:r>
           </w:p>
         </w:tc>
@@ -1042,7 +1042,7 @@
               <w:rPr>
                 <w:sz w:val="15"/>
               </w:rPr>
-              <w:t>1322/1852</w:t>
+              <w:t>1504/2168</w:t>
             </w:r>
           </w:p>
         </w:tc>
@@ -1056,7 +1056,7 @@
               <w:rPr>
                 <w:sz w:val="15"/>
               </w:rPr>
-              <w:t>71.4%  ███████···</w:t>
+              <w:t>69.4%  ███████···</w:t>
             </w:r>
           </w:p>
         </w:tc>
@@ -1070,7 +1070,7 @@
               <w:rPr>
                 <w:sz w:val="15"/>
               </w:rPr>
-              <w:t>49.0%</w:t>
+              <w:t>51.3%</w:t>
             </w:r>
           </w:p>
         </w:tc>
@@ -1084,7 +1084,7 @@
               <w:rPr>
                 <w:sz w:val="15"/>
               </w:rPr>
-              <w:t>319  (68.9%)</w:t>
+              <w:t>292  (53.9%)</w:t>
             </w:r>
           </w:p>
         </w:tc>
@@ -1098,7 +1098,7 @@
               <w:rPr>
                 <w:sz w:val="15"/>
               </w:rPr>
-              <w:t>specific_heat — 142종</w:t>
+              <w:t>specific_heat — 234종</w:t>
             </w:r>
           </w:p>
         </w:tc>
@@ -1128,7 +1128,7 @@
               <w:rPr>
                 <w:sz w:val="15"/>
               </w:rPr>
-              <w:t>48</w:t>
+              <w:t>36</w:t>
             </w:r>
           </w:p>
         </w:tc>
@@ -1142,7 +1142,7 @@
               <w:rPr>
                 <w:sz w:val="15"/>
               </w:rPr>
-              <w:t>88/96</w:t>
+              <w:t>68/72</w:t>
             </w:r>
           </w:p>
         </w:tc>
@@ -1156,7 +1156,7 @@
               <w:rPr>
                 <w:sz w:val="15"/>
               </w:rPr>
-              <w:t>91.7%  █████████·</w:t>
+              <w:t>94.4%  █████████·</w:t>
             </w:r>
           </w:p>
         </w:tc>
@@ -1170,7 +1170,7 @@
               <w:rPr>
                 <w:sz w:val="15"/>
               </w:rPr>
-              <w:t>76.0%</w:t>
+              <w:t>73.6%</w:t>
             </w:r>
           </w:p>
         </w:tc>
@@ -1184,7 +1184,7 @@
               <w:rPr>
                 <w:sz w:val="15"/>
               </w:rPr>
-              <w:t>44  (91.7%)</w:t>
+              <w:t>33  (91.7%)</w:t>
             </w:r>
           </w:p>
         </w:tc>
@@ -1198,7 +1198,7 @@
               <w:rPr>
                 <w:sz w:val="15"/>
               </w:rPr>
-              <w:t>density — 4종</w:t>
+              <w:t>hyperelastic_coefficient | hyperelas — 3종</w:t>
             </w:r>
           </w:p>
         </w:tc>
@@ -1228,7 +1228,7 @@
               <w:rPr>
                 <w:sz w:val="15"/>
               </w:rPr>
-              <w:t>241</w:t>
+              <w:t>321</w:t>
             </w:r>
           </w:p>
         </w:tc>
@@ -1242,7 +1242,7 @@
               <w:rPr>
                 <w:sz w:val="15"/>
               </w:rPr>
-              <w:t>349/482</w:t>
+              <w:t>454/642</w:t>
             </w:r>
           </w:p>
         </w:tc>
@@ -1256,7 +1256,7 @@
               <w:rPr>
                 <w:sz w:val="15"/>
               </w:rPr>
-              <w:t>72.4%  ███████···</w:t>
+              <w:t>70.7%  ███████···</w:t>
             </w:r>
           </w:p>
         </w:tc>
@@ -1270,7 +1270,7 @@
               <w:rPr>
                 <w:sz w:val="15"/>
               </w:rPr>
-              <w:t>57.7%</w:t>
+              <w:t>60.1%</w:t>
             </w:r>
           </w:p>
         </w:tc>
@@ -1284,7 +1284,7 @@
               <w:rPr>
                 <w:sz w:val="15"/>
               </w:rPr>
-              <w:t>144  (59.8%)</w:t>
+              <w:t>171  (53.3%)</w:t>
             </w:r>
           </w:p>
         </w:tc>
@@ -1298,7 +1298,7 @@
               <w:rPr>
                 <w:sz w:val="15"/>
               </w:rPr>
-              <w:t>peel_strength | lap_shear_strength | — 80종</w:t>
+              <w:t>density — 95종</w:t>
             </w:r>
           </w:p>
         </w:tc>
@@ -1328,7 +1328,7 @@
               <w:rPr>
                 <w:sz w:val="15"/>
               </w:rPr>
-              <w:t>658</w:t>
+              <w:t>864</w:t>
             </w:r>
           </w:p>
         </w:tc>
@@ -1342,7 +1342,7 @@
               <w:rPr>
                 <w:sz w:val="15"/>
               </w:rPr>
-              <w:t>500/658</w:t>
+              <w:t>620/864</w:t>
             </w:r>
           </w:p>
         </w:tc>
@@ -1356,7 +1356,7 @@
               <w:rPr>
                 <w:sz w:val="15"/>
               </w:rPr>
-              <w:t>76.0%  ████████··</w:t>
+              <w:t>71.8%  ███████···</w:t>
             </w:r>
           </w:p>
         </w:tc>
@@ -1370,7 +1370,7 @@
               <w:rPr>
                 <w:sz w:val="15"/>
               </w:rPr>
-              <w:t>65.8%</w:t>
+              <w:t>64.6%</w:t>
             </w:r>
           </w:p>
         </w:tc>
@@ -1384,7 +1384,7 @@
               <w:rPr>
                 <w:sz w:val="15"/>
               </w:rPr>
-              <w:t>500  (76.0%)</w:t>
+              <w:t>620  (71.8%)</w:t>
             </w:r>
           </w:p>
         </w:tc>
@@ -1398,7 +1398,7 @@
               <w:rPr>
                 <w:sz w:val="15"/>
               </w:rPr>
-              <w:t>dielectric_constant | resistivity_vo — 158종</w:t>
+              <w:t>dielectric_constant | resistivity_vo — 244종</w:t>
             </w:r>
           </w:p>
         </w:tc>
@@ -1428,7 +1428,7 @@
               <w:rPr>
                 <w:sz w:val="15"/>
               </w:rPr>
-              <w:t>326</w:t>
+              <w:t>540</w:t>
             </w:r>
           </w:p>
         </w:tc>
@@ -1442,7 +1442,7 @@
               <w:rPr>
                 <w:sz w:val="15"/>
               </w:rPr>
-              <w:t>616/978</w:t>
+              <w:t>893/1620</w:t>
             </w:r>
           </w:p>
         </w:tc>
@@ -1456,7 +1456,7 @@
               <w:rPr>
                 <w:sz w:val="15"/>
               </w:rPr>
-              <w:t>63.0%  ██████····</w:t>
+              <w:t>55.1%  ██████····</w:t>
             </w:r>
           </w:p>
         </w:tc>
@@ -1470,7 +1470,7 @@
               <w:rPr>
                 <w:sz w:val="15"/>
               </w:rPr>
-              <w:t>55.0%</w:t>
+              <w:t>50.3%</w:t>
             </w:r>
           </w:p>
         </w:tc>
@@ -1484,7 +1484,7 @@
               <w:rPr>
                 <w:sz w:val="15"/>
               </w:rPr>
-              <w:t>125  (38.3%)</w:t>
+              <w:t>125  (23.1%)</w:t>
             </w:r>
           </w:p>
         </w:tc>
@@ -1498,7 +1498,7 @@
               <w:rPr>
                 <w:sz w:val="15"/>
               </w:rPr>
-              <w:t>fatigue_strength_coefficient | fatig — 180종</w:t>
+              <w:t>fatigue_strength_coefficient | fatig — 398종</w:t>
             </w:r>
           </w:p>
         </w:tc>
@@ -1528,7 +1528,7 @@
               <w:rPr>
                 <w:sz w:val="15"/>
               </w:rPr>
-              <w:t>3</w:t>
+              <w:t>7</w:t>
             </w:r>
           </w:p>
         </w:tc>
@@ -1542,7 +1542,7 @@
               <w:rPr>
                 <w:sz w:val="15"/>
               </w:rPr>
-              <w:t>2/3</w:t>
+              <w:t>2/7</w:t>
             </w:r>
           </w:p>
         </w:tc>
@@ -1556,7 +1556,7 @@
               <w:rPr>
                 <w:sz w:val="15"/>
               </w:rPr>
-              <w:t>66.7%  ███████···</w:t>
+              <w:t>28.6%  ███·······</w:t>
             </w:r>
           </w:p>
         </w:tc>
@@ -1570,7 +1570,7 @@
               <w:rPr>
                 <w:sz w:val="15"/>
               </w:rPr>
-              <w:t>66.7%</w:t>
+              <w:t>28.6%</w:t>
             </w:r>
           </w:p>
         </w:tc>
@@ -1584,7 +1584,7 @@
               <w:rPr>
                 <w:sz w:val="15"/>
               </w:rPr>
-              <w:t>2  (66.7%)</w:t>
+              <w:t>2  (28.6%)</w:t>
             </w:r>
           </w:p>
         </w:tc>
@@ -1598,7 +1598,7 @@
               <w:rPr>
                 <w:sz w:val="15"/>
               </w:rPr>
-              <w:t>excited_state_lifetime | stern_volme — 1종</w:t>
+              <w:t>excited_state_lifetime | stern_volme — 5종</w:t>
             </w:r>
           </w:p>
         </w:tc>
@@ -1628,7 +1628,7 @@
               <w:rPr>
                 <w:sz w:val="15"/>
               </w:rPr>
-              <w:t>63</w:t>
+              <w:t>54</w:t>
             </w:r>
           </w:p>
         </w:tc>
@@ -1642,7 +1642,7 @@
               <w:rPr>
                 <w:sz w:val="15"/>
               </w:rPr>
-              <w:t>45/63</w:t>
+              <w:t>37/54</w:t>
             </w:r>
           </w:p>
         </w:tc>
@@ -1656,7 +1656,7 @@
               <w:rPr>
                 <w:sz w:val="15"/>
               </w:rPr>
-              <w:t>71.4%  ███████···</w:t>
+              <w:t>68.5%  ███████···</w:t>
             </w:r>
           </w:p>
         </w:tc>
@@ -1670,7 +1670,7 @@
               <w:rPr>
                 <w:sz w:val="15"/>
               </w:rPr>
-              <w:t>58.7%</w:t>
+              <w:t>53.7%</w:t>
             </w:r>
           </w:p>
         </w:tc>
@@ -1684,7 +1684,7 @@
               <w:rPr>
                 <w:sz w:val="15"/>
               </w:rPr>
-              <w:t>45  (71.4%)</w:t>
+              <w:t>37  (68.5%)</w:t>
             </w:r>
           </w:p>
         </w:tc>
@@ -1698,7 +1698,7 @@
               <w:rPr>
                 <w:sz w:val="15"/>
               </w:rPr>
-              <w:t>gas_permeability_o2 | gas_solubility — 18종</w:t>
+              <w:t>gas_permeability_o2 | gas_solubility — 17종</w:t>
             </w:r>
           </w:p>
         </w:tc>
@@ -1714,7 +1714,7 @@
           <w:b/>
           <w:sz w:val="19"/>
         </w:rPr>
-        <w:t>**실측기반**은 tier4(가정·계산)를 뺀 값이다. 두 열의 차이 약 3,778칸이 가정값으로 채워진 부분이다. 해석을 돌리기 위해 칸을 닫는 것과, 그 값이 실측에 근거하는 것은 다른 문제다 — 둘을 나란히 둔다.</w:t>
+        <w:t>**실측기반**은 tier4(가정·계산)를 뺀 값이다. 두 열의 차이 약 3,633칸이 가정값으로 채워진 부분이다. 해석을 돌리기 위해 칸을 닫는 것과, 그 값이 실측에 근거하는 것은 다른 문제다 — 둘을 나란히 둔다.</w:t>
       </w:r>
     </w:p>
     <w:p>
@@ -1813,7 +1813,7 @@
               <w:rPr>
                 <w:sz w:val="16"/>
               </w:rPr>
-              <w:t>초탄성(실링·완충) 91.7% · 전기·EMI 76.0% · 폴더블 벤딩 71.4% · 산소확산-매트릭스 71.4% · 결로(투습) 68.9% · 열전달·방열 68.8% · 구조·강성 67.8% · 결로(표면) 67.2% · 열응력·워피지 67.0% · 산소소광-발광체 66.7% · 낙하·충격 63.8% · 접착·박리 59.8%</w:t>
+              <w:t>초탄성(실링·완충) 91.7% · 전기·EMI 71.8% · 산소확산-매트릭스 68.5% · 구조·강성 58.4% · 열응력·워피지 56.7% · 열전달·방열 55.1% · 결로(투습) 53.9% · 접착·박리 53.3% · 폴더블 벤딩 50.5%</w:t>
             </w:r>
           </w:p>
         </w:tc>
@@ -1857,7 +1857,7 @@
               <w:rPr>
                 <w:sz w:val="16"/>
               </w:rPr>
-              <w:t>피로·수명 38.3%</w:t>
+              <w:t>결로(표면) 48.4% · 낙하·충격 45.9% · 산소소광-발광체 28.6%</w:t>
             </w:r>
           </w:p>
         </w:tc>
@@ -1901,7 +1901,7 @@
               <w:rPr>
                 <w:sz w:val="16"/>
               </w:rPr>
-              <w:t>해당 없음</w:t>
+              <w:t>피로·수명 23.1%</w:t>
             </w:r>
           </w:p>
         </w:tc>
@@ -2113,7 +2113,7 @@
               <w:rPr>
                 <w:sz w:val="16"/>
               </w:rPr>
-              <w:t>658종</w:t>
+              <w:t>864종</w:t>
             </w:r>
           </w:p>
         </w:tc>
@@ -2127,7 +2127,7 @@
               <w:rPr>
                 <w:sz w:val="16"/>
               </w:rPr>
-              <w:t>1465/1974  (74.2%)</w:t>
+              <w:t>1810/2592  (69.8%)</w:t>
             </w:r>
           </w:p>
         </w:tc>
@@ -2141,7 +2141,7 @@
               <w:rPr>
                 <w:sz w:val="16"/>
               </w:rPr>
-              <w:t>50.9%</w:t>
+              <w:t>52.7%</w:t>
             </w:r>
           </w:p>
         </w:tc>
@@ -2155,7 +2155,7 @@
               <w:rPr>
                 <w:sz w:val="16"/>
               </w:rPr>
-              <w:t>446종  (67.8%)</w:t>
+              <w:t>505종  (58.4%)</w:t>
             </w:r>
           </w:p>
         </w:tc>
@@ -2169,7 +2169,7 @@
               <w:rPr>
                 <w:sz w:val="16"/>
               </w:rPr>
-              <w:t>189종  (28.7%)</w:t>
+              <w:t>260종  (30.1%)</w:t>
             </w:r>
           </w:p>
         </w:tc>
@@ -2256,7 +2256,7 @@
               <w:rPr>
                 <w:sz w:val="16"/>
               </w:rPr>
-              <w:t>202종</w:t>
+              <w:t>343종</w:t>
             </w:r>
           </w:p>
         </w:tc>
@@ -2286,7 +2286,7 @@
               <w:rPr>
                 <w:sz w:val="16"/>
               </w:rPr>
-              <w:t>164종</w:t>
+              <w:t>222종</w:t>
             </w:r>
           </w:p>
         </w:tc>
@@ -2316,7 +2316,7 @@
               <w:rPr>
                 <w:sz w:val="16"/>
               </w:rPr>
-              <w:t>143종</w:t>
+              <w:t>217종</w:t>
             </w:r>
           </w:p>
         </w:tc>
@@ -2445,7 +2445,7 @@
               <w:rPr>
                 <w:sz w:val="16"/>
               </w:rPr>
-              <w:t>658종</w:t>
+              <w:t>864종</w:t>
             </w:r>
           </w:p>
         </w:tc>
@@ -2459,7 +2459,7 @@
               <w:rPr>
                 <w:sz w:val="16"/>
               </w:rPr>
-              <w:t>2377/3290  (72.2%)</w:t>
+              <w:t>2756/4320  (63.8%)</w:t>
             </w:r>
           </w:p>
         </w:tc>
@@ -2473,7 +2473,7 @@
               <w:rPr>
                 <w:sz w:val="16"/>
               </w:rPr>
-              <w:t>42.7%</w:t>
+              <w:t>42.0%</w:t>
             </w:r>
           </w:p>
         </w:tc>
@@ -2487,7 +2487,7 @@
               <w:rPr>
                 <w:sz w:val="16"/>
               </w:rPr>
-              <w:t>420종  (63.8%)</w:t>
+              <w:t>397종  (45.9%)</w:t>
             </w:r>
           </w:p>
         </w:tc>
@@ -2501,7 +2501,7 @@
               <w:rPr>
                 <w:sz w:val="16"/>
               </w:rPr>
-              <w:t>76종  (11.6%)</w:t>
+              <w:t>70종  (8.1%)</w:t>
             </w:r>
           </w:p>
         </w:tc>
@@ -2588,7 +2588,7 @@
               <w:rPr>
                 <w:sz w:val="16"/>
               </w:rPr>
-              <w:t>212종</w:t>
+              <w:t>440종</w:t>
             </w:r>
           </w:p>
         </w:tc>
@@ -2618,7 +2618,7 @@
               <w:rPr>
                 <w:sz w:val="16"/>
               </w:rPr>
-              <w:t>202종</w:t>
+              <w:t>343종</w:t>
             </w:r>
           </w:p>
         </w:tc>
@@ -2648,7 +2648,7 @@
               <w:rPr>
                 <w:sz w:val="16"/>
               </w:rPr>
-              <w:t>192종</w:t>
+              <w:t>342종</w:t>
             </w:r>
           </w:p>
         </w:tc>
@@ -2678,7 +2678,7 @@
               <w:rPr>
                 <w:sz w:val="16"/>
               </w:rPr>
-              <w:t>164종</w:t>
+              <w:t>222종</w:t>
             </w:r>
           </w:p>
         </w:tc>
@@ -2708,7 +2708,7 @@
               <w:rPr>
                 <w:sz w:val="16"/>
               </w:rPr>
-              <w:t>143종</w:t>
+              <w:t>217종</w:t>
             </w:r>
           </w:p>
         </w:tc>
@@ -2837,7 +2837,7 @@
               <w:rPr>
                 <w:sz w:val="16"/>
               </w:rPr>
-              <w:t>658종</w:t>
+              <w:t>864종</w:t>
             </w:r>
           </w:p>
         </w:tc>
@@ -2851,7 +2851,7 @@
               <w:rPr>
                 <w:sz w:val="16"/>
               </w:rPr>
-              <w:t>1421/1974  (72.0%)</w:t>
+              <w:t>1721/2592  (66.4%)</w:t>
             </w:r>
           </w:p>
         </w:tc>
@@ -2865,7 +2865,7 @@
               <w:rPr>
                 <w:sz w:val="16"/>
               </w:rPr>
-              <w:t>52.8%</w:t>
+              <w:t>52.5%</w:t>
             </w:r>
           </w:p>
         </w:tc>
@@ -2879,7 +2879,7 @@
               <w:rPr>
                 <w:sz w:val="16"/>
               </w:rPr>
-              <w:t>453종  (68.8%)</w:t>
+              <w:t>476종  (55.1%)</w:t>
             </w:r>
           </w:p>
         </w:tc>
@@ -2893,7 +2893,7 @@
               <w:rPr>
                 <w:sz w:val="16"/>
               </w:rPr>
-              <w:t>217종  (33.0%)</w:t>
+              <w:t>252종  (29.2%)</w:t>
             </w:r>
           </w:p>
         </w:tc>
@@ -2980,7 +2980,7 @@
               <w:rPr>
                 <w:sz w:val="16"/>
               </w:rPr>
-              <w:t>197종</w:t>
+              <w:t>372종</w:t>
             </w:r>
           </w:p>
         </w:tc>
@@ -3010,7 +3010,7 @@
               <w:rPr>
                 <w:sz w:val="16"/>
               </w:rPr>
-              <w:t>192종</w:t>
+              <w:t>277종</w:t>
             </w:r>
           </w:p>
         </w:tc>
@@ -3040,7 +3040,7 @@
               <w:rPr>
                 <w:sz w:val="16"/>
               </w:rPr>
-              <w:t>164종</w:t>
+              <w:t>222종</w:t>
             </w:r>
           </w:p>
         </w:tc>
@@ -3169,7 +3169,7 @@
               <w:rPr>
                 <w:sz w:val="16"/>
               </w:rPr>
-              <w:t>658종</w:t>
+              <w:t>864종</w:t>
             </w:r>
           </w:p>
         </w:tc>
@@ -3183,7 +3183,7 @@
               <w:rPr>
                 <w:sz w:val="16"/>
               </w:rPr>
-              <w:t>1962/2632  (74.5%)</w:t>
+              <w:t>2485/3456  (71.9%)</w:t>
             </w:r>
           </w:p>
         </w:tc>
@@ -3197,7 +3197,7 @@
               <w:rPr>
                 <w:sz w:val="16"/>
               </w:rPr>
-              <w:t>52.7%</w:t>
+              <w:t>55.9%</w:t>
             </w:r>
           </w:p>
         </w:tc>
@@ -3211,7 +3211,7 @@
               <w:rPr>
                 <w:sz w:val="16"/>
               </w:rPr>
-              <w:t>441종  (67.0%)</w:t>
+              <w:t>490종  (56.7%)</w:t>
             </w:r>
           </w:p>
         </w:tc>
@@ -3225,7 +3225,7 @@
               <w:rPr>
                 <w:sz w:val="16"/>
               </w:rPr>
-              <w:t>178종  (27.1%)</w:t>
+              <w:t>239종  (27.7%)</w:t>
             </w:r>
           </w:p>
         </w:tc>
@@ -3312,7 +3312,7 @@
               <w:rPr>
                 <w:sz w:val="16"/>
               </w:rPr>
-              <w:t>202종</w:t>
+              <w:t>343종</w:t>
             </w:r>
           </w:p>
         </w:tc>
@@ -3342,7 +3342,7 @@
               <w:rPr>
                 <w:sz w:val="16"/>
               </w:rPr>
-              <w:t>164종</w:t>
+              <w:t>222종</w:t>
             </w:r>
           </w:p>
         </w:tc>
@@ -3358,7 +3358,7 @@
               <w:rPr>
                 <w:sz w:val="16"/>
               </w:rPr>
-              <w:t>expansion_linear</w:t>
+              <w:t>youngs_modulus</w:t>
             </w:r>
           </w:p>
         </w:tc>
@@ -3372,7 +3372,7 @@
               <w:rPr>
                 <w:sz w:val="16"/>
               </w:rPr>
-              <w:t>161종</w:t>
+              <w:t>217종</w:t>
             </w:r>
           </w:p>
         </w:tc>
@@ -3388,7 +3388,7 @@
               <w:rPr>
                 <w:sz w:val="16"/>
               </w:rPr>
-              <w:t>youngs_modulus</w:t>
+              <w:t>expansion_linear</w:t>
             </w:r>
           </w:p>
         </w:tc>
@@ -3402,7 +3402,7 @@
               <w:rPr>
                 <w:sz w:val="16"/>
               </w:rPr>
-              <w:t>143종</w:t>
+              <w:t>189종</w:t>
             </w:r>
           </w:p>
         </w:tc>
@@ -3531,7 +3531,7 @@
               <w:rPr>
                 <w:sz w:val="16"/>
               </w:rPr>
-              <w:t>241종</w:t>
+              <w:t>321종</w:t>
             </w:r>
           </w:p>
         </w:tc>
@@ -3545,7 +3545,7 @@
               <w:rPr>
                 <w:sz w:val="16"/>
               </w:rPr>
-              <w:t>746/964  (77.4%)</w:t>
+              <w:t>863/1284  (67.2%)</w:t>
             </w:r>
           </w:p>
         </w:tc>
@@ -3559,7 +3559,7 @@
               <w:rPr>
                 <w:sz w:val="16"/>
               </w:rPr>
-              <w:t>48.8%</w:t>
+              <w:t>46.5%</w:t>
             </w:r>
           </w:p>
         </w:tc>
@@ -3573,7 +3573,7 @@
               <w:rPr>
                 <w:sz w:val="16"/>
               </w:rPr>
-              <w:t>172종  (71.4%)</w:t>
+              <w:t>162종  (50.5%)</w:t>
             </w:r>
           </w:p>
         </w:tc>
@@ -3587,7 +3587,7 @@
               <w:rPr>
                 <w:sz w:val="16"/>
               </w:rPr>
-              <w:t>46종  (19.1%)</w:t>
+              <w:t>41종  (12.8%)</w:t>
             </w:r>
           </w:p>
         </w:tc>
@@ -3674,7 +3674,7 @@
               <w:rPr>
                 <w:sz w:val="16"/>
               </w:rPr>
-              <w:t>62종</w:t>
+              <w:t>152종</w:t>
             </w:r>
           </w:p>
         </w:tc>
@@ -3704,7 +3704,7 @@
               <w:rPr>
                 <w:sz w:val="16"/>
               </w:rPr>
-              <w:t>60종</w:t>
+              <w:t>104종</w:t>
             </w:r>
           </w:p>
         </w:tc>
@@ -3734,7 +3734,7 @@
               <w:rPr>
                 <w:sz w:val="16"/>
               </w:rPr>
-              <w:t>53종</w:t>
+              <w:t>95종</w:t>
             </w:r>
           </w:p>
         </w:tc>
@@ -3764,7 +3764,7 @@
               <w:rPr>
                 <w:sz w:val="16"/>
               </w:rPr>
-              <w:t>43종</w:t>
+              <w:t>70종</w:t>
             </w:r>
           </w:p>
         </w:tc>
@@ -3893,7 +3893,7 @@
               <w:rPr>
                 <w:sz w:val="16"/>
               </w:rPr>
-              <w:t>658종</w:t>
+              <w:t>864종</w:t>
             </w:r>
           </w:p>
         </w:tc>
@@ -3907,7 +3907,7 @@
               <w:rPr>
                 <w:sz w:val="16"/>
               </w:rPr>
-              <w:t>1870/2632  (71.0%)</w:t>
+              <w:t>2145/3456  (62.1%)</w:t>
             </w:r>
           </w:p>
         </w:tc>
@@ -3921,7 +3921,7 @@
               <w:rPr>
                 <w:sz w:val="16"/>
               </w:rPr>
-              <w:t>53.5%</w:t>
+              <w:t>49.2%</w:t>
             </w:r>
           </w:p>
         </w:tc>
@@ -3935,7 +3935,7 @@
               <w:rPr>
                 <w:sz w:val="16"/>
               </w:rPr>
-              <w:t>442종  (67.2%)</w:t>
+              <w:t>418종  (48.4%)</w:t>
             </w:r>
           </w:p>
         </w:tc>
@@ -3949,7 +3949,7 @@
               <w:rPr>
                 <w:sz w:val="16"/>
               </w:rPr>
-              <w:t>187종  (28.4%)</w:t>
+              <w:t>175종  (20.3%)</w:t>
             </w:r>
           </w:p>
         </w:tc>
@@ -4036,7 +4036,7 @@
               <w:rPr>
                 <w:sz w:val="16"/>
               </w:rPr>
-              <w:t>209종</w:t>
+              <w:t>440종</w:t>
             </w:r>
           </w:p>
         </w:tc>
@@ -4066,7 +4066,7 @@
               <w:rPr>
                 <w:sz w:val="16"/>
               </w:rPr>
-              <w:t>197종</w:t>
+              <w:t>372종</w:t>
             </w:r>
           </w:p>
         </w:tc>
@@ -4096,7 +4096,7 @@
               <w:rPr>
                 <w:sz w:val="16"/>
               </w:rPr>
-              <w:t>192종</w:t>
+              <w:t>277종</w:t>
             </w:r>
           </w:p>
         </w:tc>
@@ -4126,7 +4126,7 @@
               <w:rPr>
                 <w:sz w:val="16"/>
               </w:rPr>
-              <w:t>164종</w:t>
+              <w:t>222종</w:t>
             </w:r>
           </w:p>
         </w:tc>
@@ -4255,7 +4255,7 @@
               <w:rPr>
                 <w:sz w:val="16"/>
               </w:rPr>
-              <w:t>463종</w:t>
+              <w:t>542종</w:t>
             </w:r>
           </w:p>
         </w:tc>
@@ -4269,7 +4269,7 @@
               <w:rPr>
                 <w:sz w:val="16"/>
               </w:rPr>
-              <w:t>1322/1852  (71.4%)</w:t>
+              <w:t>1504/2168  (69.4%)</w:t>
             </w:r>
           </w:p>
         </w:tc>
@@ -4283,7 +4283,7 @@
               <w:rPr>
                 <w:sz w:val="16"/>
               </w:rPr>
-              <w:t>49.0%</w:t>
+              <w:t>51.3%</w:t>
             </w:r>
           </w:p>
         </w:tc>
@@ -4297,7 +4297,7 @@
               <w:rPr>
                 <w:sz w:val="16"/>
               </w:rPr>
-              <w:t>319종  (68.9%)</w:t>
+              <w:t>292종  (53.9%)</w:t>
             </w:r>
           </w:p>
         </w:tc>
@@ -4311,7 +4311,7 @@
               <w:rPr>
                 <w:sz w:val="16"/>
               </w:rPr>
-              <w:t>110종  (23.8%)</w:t>
+              <w:t>98종  (18.1%)</w:t>
             </w:r>
           </w:p>
         </w:tc>
@@ -4398,7 +4398,7 @@
               <w:rPr>
                 <w:sz w:val="16"/>
               </w:rPr>
-              <w:t>142종</w:t>
+              <w:t>234종</w:t>
             </w:r>
           </w:p>
         </w:tc>
@@ -4428,7 +4428,7 @@
               <w:rPr>
                 <w:sz w:val="16"/>
               </w:rPr>
-              <w:t>137종</w:t>
+              <w:t>145종</w:t>
             </w:r>
           </w:p>
         </w:tc>
@@ -4444,7 +4444,7 @@
               <w:rPr>
                 <w:sz w:val="16"/>
               </w:rPr>
-              <w:t>water_vapor_transmission | gas_permeability_h2o | diffusion_coefficien</w:t>
+              <w:t>density</w:t>
             </w:r>
           </w:p>
         </w:tc>
@@ -4458,7 +4458,7 @@
               <w:rPr>
                 <w:sz w:val="16"/>
               </w:rPr>
-              <w:t>131종</w:t>
+              <w:t>144종</w:t>
             </w:r>
           </w:p>
         </w:tc>
@@ -4474,7 +4474,7 @@
               <w:rPr>
                 <w:sz w:val="16"/>
               </w:rPr>
-              <w:t>density</w:t>
+              <w:t>water_vapor_transmission | gas_permeability_h2o | diffusion_coefficien</w:t>
             </w:r>
           </w:p>
         </w:tc>
@@ -4488,7 +4488,7 @@
               <w:rPr>
                 <w:sz w:val="16"/>
               </w:rPr>
-              <w:t>120종</w:t>
+              <w:t>141종</w:t>
             </w:r>
           </w:p>
         </w:tc>
@@ -4617,7 +4617,7 @@
               <w:rPr>
                 <w:sz w:val="16"/>
               </w:rPr>
-              <w:t>48종</w:t>
+              <w:t>36종</w:t>
             </w:r>
           </w:p>
         </w:tc>
@@ -4631,7 +4631,7 @@
               <w:rPr>
                 <w:sz w:val="16"/>
               </w:rPr>
-              <w:t>88/96  (91.7%)</w:t>
+              <w:t>68/72  (94.4%)</w:t>
             </w:r>
           </w:p>
         </w:tc>
@@ -4645,7 +4645,7 @@
               <w:rPr>
                 <w:sz w:val="16"/>
               </w:rPr>
-              <w:t>76.0%</w:t>
+              <w:t>73.6%</w:t>
             </w:r>
           </w:p>
         </w:tc>
@@ -4659,7 +4659,7 @@
               <w:rPr>
                 <w:sz w:val="16"/>
               </w:rPr>
-              <w:t>44종  (91.7%)</w:t>
+              <w:t>33종  (91.7%)</w:t>
             </w:r>
           </w:p>
         </w:tc>
@@ -4673,7 +4673,7 @@
               <w:rPr>
                 <w:sz w:val="16"/>
               </w:rPr>
-              <w:t>30종  (62.5%)</w:t>
+              <w:t>19종  (52.8%)</w:t>
             </w:r>
           </w:p>
         </w:tc>
@@ -4746,7 +4746,7 @@
               <w:rPr>
                 <w:sz w:val="16"/>
               </w:rPr>
-              <w:t>density</w:t>
+              <w:t>hyperelastic_coefficient | hyperelastic_exponent</w:t>
             </w:r>
           </w:p>
         </w:tc>
@@ -4760,7 +4760,7 @@
               <w:rPr>
                 <w:sz w:val="16"/>
               </w:rPr>
-              <w:t>4종</w:t>
+              <w:t>3종</w:t>
             </w:r>
           </w:p>
         </w:tc>
@@ -4776,7 +4776,7 @@
               <w:rPr>
                 <w:sz w:val="16"/>
               </w:rPr>
-              <w:t>hyperelastic_coefficient | hyperelastic_exponent</w:t>
+              <w:t>density</w:t>
             </w:r>
           </w:p>
         </w:tc>
@@ -4790,7 +4790,7 @@
               <w:rPr>
                 <w:sz w:val="16"/>
               </w:rPr>
-              <w:t>4종</w:t>
+              <w:t>1종</w:t>
             </w:r>
           </w:p>
         </w:tc>
@@ -4919,7 +4919,7 @@
               <w:rPr>
                 <w:sz w:val="16"/>
               </w:rPr>
-              <w:t>241종</w:t>
+              <w:t>321종</w:t>
             </w:r>
           </w:p>
         </w:tc>
@@ -4933,7 +4933,7 @@
               <w:rPr>
                 <w:sz w:val="16"/>
               </w:rPr>
-              <w:t>349/482  (72.4%)</w:t>
+              <w:t>454/642  (70.7%)</w:t>
             </w:r>
           </w:p>
         </w:tc>
@@ -4947,7 +4947,7 @@
               <w:rPr>
                 <w:sz w:val="16"/>
               </w:rPr>
-              <w:t>57.7%</w:t>
+              <w:t>60.1%</w:t>
             </w:r>
           </w:p>
         </w:tc>
@@ -4961,7 +4961,7 @@
               <w:rPr>
                 <w:sz w:val="16"/>
               </w:rPr>
-              <w:t>144종  (59.8%)</w:t>
+              <w:t>171종  (53.3%)</w:t>
             </w:r>
           </w:p>
         </w:tc>
@@ -4975,7 +4975,7 @@
               <w:rPr>
                 <w:sz w:val="16"/>
               </w:rPr>
-              <w:t>80종  (33.2%)</w:t>
+              <w:t>110종  (34.3%)</w:t>
             </w:r>
           </w:p>
         </w:tc>
@@ -5048,7 +5048,7 @@
               <w:rPr>
                 <w:sz w:val="16"/>
               </w:rPr>
-              <w:t>peel_strength | lap_shear_strength | die_shear_strength</w:t>
+              <w:t>density</w:t>
             </w:r>
           </w:p>
         </w:tc>
@@ -5062,7 +5062,7 @@
               <w:rPr>
                 <w:sz w:val="16"/>
               </w:rPr>
-              <w:t>80종</w:t>
+              <w:t>95종</w:t>
             </w:r>
           </w:p>
         </w:tc>
@@ -5078,7 +5078,7 @@
               <w:rPr>
                 <w:sz w:val="16"/>
               </w:rPr>
-              <w:t>density</w:t>
+              <w:t>peel_strength | lap_shear_strength | die_shear_strength</w:t>
             </w:r>
           </w:p>
         </w:tc>
@@ -5092,7 +5092,7 @@
               <w:rPr>
                 <w:sz w:val="16"/>
               </w:rPr>
-              <w:t>53종</w:t>
+              <w:t>93종</w:t>
             </w:r>
           </w:p>
         </w:tc>
@@ -5221,7 +5221,7 @@
               <w:rPr>
                 <w:sz w:val="16"/>
               </w:rPr>
-              <w:t>658종</w:t>
+              <w:t>864종</w:t>
             </w:r>
           </w:p>
         </w:tc>
@@ -5235,7 +5235,7 @@
               <w:rPr>
                 <w:sz w:val="16"/>
               </w:rPr>
-              <w:t>500/658  (76.0%)</w:t>
+              <w:t>620/864  (71.8%)</w:t>
             </w:r>
           </w:p>
         </w:tc>
@@ -5249,7 +5249,7 @@
               <w:rPr>
                 <w:sz w:val="16"/>
               </w:rPr>
-              <w:t>65.8%</w:t>
+              <w:t>64.6%</w:t>
             </w:r>
           </w:p>
         </w:tc>
@@ -5263,7 +5263,7 @@
               <w:rPr>
                 <w:sz w:val="16"/>
               </w:rPr>
-              <w:t>500종  (76.0%)</w:t>
+              <w:t>620종  (71.8%)</w:t>
             </w:r>
           </w:p>
         </w:tc>
@@ -5277,7 +5277,7 @@
               <w:rPr>
                 <w:sz w:val="16"/>
               </w:rPr>
-              <w:t>433종  (65.8%)</w:t>
+              <w:t>558종  (64.6%)</w:t>
             </w:r>
           </w:p>
         </w:tc>
@@ -5364,7 +5364,7 @@
               <w:rPr>
                 <w:sz w:val="16"/>
               </w:rPr>
-              <w:t>158종</w:t>
+              <w:t>244종</w:t>
             </w:r>
           </w:p>
         </w:tc>
@@ -5493,7 +5493,7 @@
               <w:rPr>
                 <w:sz w:val="16"/>
               </w:rPr>
-              <w:t>326종</w:t>
+              <w:t>540종</w:t>
             </w:r>
           </w:p>
         </w:tc>
@@ -5507,7 +5507,7 @@
               <w:rPr>
                 <w:sz w:val="16"/>
               </w:rPr>
-              <w:t>616/978  (63.0%)</w:t>
+              <w:t>893/1620  (55.1%)</w:t>
             </w:r>
           </w:p>
         </w:tc>
@@ -5521,7 +5521,7 @@
               <w:rPr>
                 <w:sz w:val="16"/>
               </w:rPr>
-              <w:t>55.0%</w:t>
+              <w:t>50.3%</w:t>
             </w:r>
           </w:p>
         </w:tc>
@@ -5535,7 +5535,7 @@
               <w:rPr>
                 <w:sz w:val="16"/>
               </w:rPr>
-              <w:t>125종  (38.3%)</w:t>
+              <w:t>125종  (23.1%)</w:t>
             </w:r>
           </w:p>
         </w:tc>
@@ -5549,7 +5549,7 @@
               <w:rPr>
                 <w:sz w:val="16"/>
               </w:rPr>
-              <w:t>75종  (23.0%)</w:t>
+              <w:t>75종  (13.9%)</w:t>
             </w:r>
           </w:p>
         </w:tc>
@@ -5636,7 +5636,7 @@
               <w:rPr>
                 <w:sz w:val="16"/>
               </w:rPr>
-              <w:t>180종</w:t>
+              <w:t>398종</w:t>
             </w:r>
           </w:p>
         </w:tc>
@@ -5666,7 +5666,7 @@
               <w:rPr>
                 <w:sz w:val="16"/>
               </w:rPr>
-              <w:t>102종</w:t>
+              <w:t>166종</w:t>
             </w:r>
           </w:p>
         </w:tc>
@@ -5696,7 +5696,7 @@
               <w:rPr>
                 <w:sz w:val="16"/>
               </w:rPr>
-              <w:t>80종</w:t>
+              <w:t>163종</w:t>
             </w:r>
           </w:p>
         </w:tc>
@@ -5825,7 +5825,7 @@
               <w:rPr>
                 <w:sz w:val="16"/>
               </w:rPr>
-              <w:t>3종</w:t>
+              <w:t>7종</w:t>
             </w:r>
           </w:p>
         </w:tc>
@@ -5839,7 +5839,7 @@
               <w:rPr>
                 <w:sz w:val="16"/>
               </w:rPr>
-              <w:t>2/3  (66.7%)</w:t>
+              <w:t>2/7  (28.6%)</w:t>
             </w:r>
           </w:p>
         </w:tc>
@@ -5853,7 +5853,7 @@
               <w:rPr>
                 <w:sz w:val="16"/>
               </w:rPr>
-              <w:t>66.7%</w:t>
+              <w:t>28.6%</w:t>
             </w:r>
           </w:p>
         </w:tc>
@@ -5867,7 +5867,7 @@
               <w:rPr>
                 <w:sz w:val="16"/>
               </w:rPr>
-              <w:t>2종  (66.7%)</w:t>
+              <w:t>2종  (28.6%)</w:t>
             </w:r>
           </w:p>
         </w:tc>
@@ -5881,7 +5881,7 @@
               <w:rPr>
                 <w:sz w:val="16"/>
               </w:rPr>
-              <w:t>2종  (66.7%)</w:t>
+              <w:t>2종  (28.6%)</w:t>
             </w:r>
           </w:p>
         </w:tc>
@@ -5968,7 +5968,7 @@
               <w:rPr>
                 <w:sz w:val="16"/>
               </w:rPr>
-              <w:t>1종</w:t>
+              <w:t>5종</w:t>
             </w:r>
           </w:p>
         </w:tc>
@@ -6097,7 +6097,7 @@
               <w:rPr>
                 <w:sz w:val="16"/>
               </w:rPr>
-              <w:t>63종</w:t>
+              <w:t>54종</w:t>
             </w:r>
           </w:p>
         </w:tc>
@@ -6111,7 +6111,7 @@
               <w:rPr>
                 <w:sz w:val="16"/>
               </w:rPr>
-              <w:t>45/63  (71.4%)</w:t>
+              <w:t>37/54  (68.5%)</w:t>
             </w:r>
           </w:p>
         </w:tc>
@@ -6125,7 +6125,7 @@
               <w:rPr>
                 <w:sz w:val="16"/>
               </w:rPr>
-              <w:t>58.7%</w:t>
+              <w:t>53.7%</w:t>
             </w:r>
           </w:p>
         </w:tc>
@@ -6139,7 +6139,7 @@
               <w:rPr>
                 <w:sz w:val="16"/>
               </w:rPr>
-              <w:t>45종  (71.4%)</w:t>
+              <w:t>37종  (68.5%)</w:t>
             </w:r>
           </w:p>
         </w:tc>
@@ -6153,7 +6153,7 @@
               <w:rPr>
                 <w:sz w:val="16"/>
               </w:rPr>
-              <w:t>37종  (58.7%)</w:t>
+              <w:t>29종  (53.7%)</w:t>
             </w:r>
           </w:p>
         </w:tc>
@@ -6240,7 +6240,7 @@
               <w:rPr>
                 <w:sz w:val="16"/>
               </w:rPr>
-              <w:t>18종</w:t>
+              <w:t>17종</w:t>
             </w:r>
           </w:p>
         </w:tc>
@@ -6269,7 +6269,7 @@
           <w:b w:val="0"/>
           <w:sz w:val="19"/>
         </w:rPr>
-        <w:t>물성 정의 237종 전부에 값이 하나 이상 있다(개통률 100%). 아래는 재료 2331종 기준 보유율이다.</w:t>
+        <w:t>물성 정의 264종 전부에 값이 하나 이상 있다(개통률 100%). 아래는 재료 2654종 기준 보유율이다.</w:t>
       </w:r>
     </w:p>
     <w:p>
@@ -6382,7 +6382,7 @@
               <w:rPr>
                 <w:sz w:val="15"/>
               </w:rPr>
-              <w:t>영률</w:t>
+              <w:t>선팽창계수(CTE)</w:t>
             </w:r>
           </w:p>
         </w:tc>
@@ -6396,7 +6396,7 @@
               <w:rPr>
                 <w:sz w:val="15"/>
               </w:rPr>
-              <w:t>기계</w:t>
+              <w:t>열</w:t>
             </w:r>
           </w:p>
         </w:tc>
@@ -6410,7 +6410,7 @@
               <w:rPr>
                 <w:sz w:val="15"/>
               </w:rPr>
-              <w:t>840종</w:t>
+              <w:t>675종</w:t>
             </w:r>
           </w:p>
         </w:tc>
@@ -6424,7 +6424,7 @@
               <w:rPr>
                 <w:sz w:val="15"/>
               </w:rPr>
-              <w:t>127.7%  ███████████████</w:t>
+              <w:t>78.1%  █████████···</w:t>
             </w:r>
           </w:p>
         </w:tc>
@@ -6438,7 +6438,7 @@
               <w:rPr>
                 <w:sz w:val="15"/>
               </w:rPr>
-              <w:t>2132건</w:t>
+              <w:t>2231건</w:t>
             </w:r>
           </w:p>
         </w:tc>
@@ -6454,7 +6454,7 @@
               <w:rPr>
                 <w:sz w:val="15"/>
               </w:rPr>
-              <w:t>밀도</w:t>
+              <w:t>영률</w:t>
             </w:r>
           </w:p>
         </w:tc>
@@ -6468,7 +6468,7 @@
               <w:rPr>
                 <w:sz w:val="15"/>
               </w:rPr>
-              <w:t>물리</w:t>
+              <w:t>기계</w:t>
             </w:r>
           </w:p>
         </w:tc>
@@ -6482,7 +6482,7 @@
               <w:rPr>
                 <w:sz w:val="15"/>
               </w:rPr>
-              <w:t>763종</w:t>
+              <w:t>647종</w:t>
             </w:r>
           </w:p>
         </w:tc>
@@ -6496,7 +6496,7 @@
               <w:rPr>
                 <w:sz w:val="15"/>
               </w:rPr>
-              <w:t>116.0%  ██████████████</w:t>
+              <w:t>74.9%  █████████···</w:t>
             </w:r>
           </w:p>
         </w:tc>
@@ -6510,7 +6510,7 @@
               <w:rPr>
                 <w:sz w:val="15"/>
               </w:rPr>
-              <w:t>1057건</w:t>
+              <w:t>2077건</w:t>
             </w:r>
           </w:p>
         </w:tc>
@@ -6526,7 +6526,7 @@
               <w:rPr>
                 <w:sz w:val="15"/>
               </w:rPr>
-              <w:t>열전도율</w:t>
+              <w:t>밀도</w:t>
             </w:r>
           </w:p>
         </w:tc>
@@ -6540,7 +6540,7 @@
               <w:rPr>
                 <w:sz w:val="15"/>
               </w:rPr>
-              <w:t>열</w:t>
+              <w:t>물리</w:t>
             </w:r>
           </w:p>
         </w:tc>
@@ -6554,7 +6554,7 @@
               <w:rPr>
                 <w:sz w:val="15"/>
               </w:rPr>
-              <w:t>759종</w:t>
+              <w:t>642종</w:t>
             </w:r>
           </w:p>
         </w:tc>
@@ -6568,7 +6568,7 @@
               <w:rPr>
                 <w:sz w:val="15"/>
               </w:rPr>
-              <w:t>115.3%  ██████████████</w:t>
+              <w:t>74.3%  █████████···</w:t>
             </w:r>
           </w:p>
         </w:tc>
@@ -6582,7 +6582,7 @@
               <w:rPr>
                 <w:sz w:val="15"/>
               </w:rPr>
-              <w:t>1135건</w:t>
+              <w:t>1270건</w:t>
             </w:r>
           </w:p>
         </w:tc>
@@ -6598,7 +6598,7 @@
               <w:rPr>
                 <w:sz w:val="15"/>
               </w:rPr>
-              <w:t>선팽창계수(CTE)</w:t>
+              <w:t>열전도율</w:t>
             </w:r>
           </w:p>
         </w:tc>
@@ -6626,7 +6626,7 @@
               <w:rPr>
                 <w:sz w:val="15"/>
               </w:rPr>
-              <w:t>749종</w:t>
+              <w:t>587종</w:t>
             </w:r>
           </w:p>
         </w:tc>
@@ -6640,7 +6640,7 @@
               <w:rPr>
                 <w:sz w:val="15"/>
               </w:rPr>
-              <w:t>113.8%  ██████████████</w:t>
+              <w:t>67.9%  ████████····</w:t>
             </w:r>
           </w:p>
         </w:tc>
@@ -6654,7 +6654,7 @@
               <w:rPr>
                 <w:sz w:val="15"/>
               </w:rPr>
-              <w:t>1641건</w:t>
+              <w:t>1363건</w:t>
             </w:r>
           </w:p>
         </w:tc>
@@ -6670,7 +6670,7 @@
               <w:rPr>
                 <w:sz w:val="15"/>
               </w:rPr>
-              <w:t>인장강도(UTS)</w:t>
+              <w:t>포아송비</w:t>
             </w:r>
           </w:p>
         </w:tc>
@@ -6698,7 +6698,7 @@
               <w:rPr>
                 <w:sz w:val="15"/>
               </w:rPr>
-              <w:t>590종</w:t>
+              <w:t>521종</w:t>
             </w:r>
           </w:p>
         </w:tc>
@@ -6712,7 +6712,7 @@
               <w:rPr>
                 <w:sz w:val="15"/>
               </w:rPr>
-              <w:t>89.7%  ███████████·</w:t>
+              <w:t>60.3%  ███████·····</w:t>
             </w:r>
           </w:p>
         </w:tc>
@@ -6726,7 +6726,7 @@
               <w:rPr>
                 <w:sz w:val="15"/>
               </w:rPr>
-              <w:t>1074건</w:t>
+              <w:t>879건</w:t>
             </w:r>
           </w:p>
         </w:tc>
@@ -6742,7 +6742,7 @@
               <w:rPr>
                 <w:sz w:val="15"/>
               </w:rPr>
-              <w:t>포아송비</w:t>
+              <w:t>인장강도(UTS)</w:t>
             </w:r>
           </w:p>
         </w:tc>
@@ -6770,7 +6770,7 @@
               <w:rPr>
                 <w:sz w:val="15"/>
               </w:rPr>
-              <w:t>583종</w:t>
+              <w:t>511종</w:t>
             </w:r>
           </w:p>
         </w:tc>
@@ -6784,7 +6784,7 @@
               <w:rPr>
                 <w:sz w:val="15"/>
               </w:rPr>
-              <w:t>88.6%  ███████████·</w:t>
+              <w:t>59.1%  ███████·····</w:t>
             </w:r>
           </w:p>
         </w:tc>
@@ -6798,7 +6798,7 @@
               <w:rPr>
                 <w:sz w:val="15"/>
               </w:rPr>
-              <w:t>773건</w:t>
+              <w:t>1320건</w:t>
             </w:r>
           </w:p>
         </w:tc>
@@ -6842,7 +6842,7 @@
               <w:rPr>
                 <w:sz w:val="15"/>
               </w:rPr>
-              <w:t>570종</w:t>
+              <w:t>492종</w:t>
             </w:r>
           </w:p>
         </w:tc>
@@ -6856,7 +6856,7 @@
               <w:rPr>
                 <w:sz w:val="15"/>
               </w:rPr>
-              <w:t>86.6%  ██████████··</w:t>
+              <w:t>56.9%  ███████·····</w:t>
             </w:r>
           </w:p>
         </w:tc>
@@ -6870,7 +6870,7 @@
               <w:rPr>
                 <w:sz w:val="15"/>
               </w:rPr>
-              <w:t>657건</w:t>
+              <w:t>749건</w:t>
             </w:r>
           </w:p>
         </w:tc>
@@ -6886,7 +6886,7 @@
               <w:rPr>
                 <w:sz w:val="15"/>
               </w:rPr>
-              <w:t>파단연신율</w:t>
+              <w:t>유전율</w:t>
             </w:r>
           </w:p>
         </w:tc>
@@ -6900,7 +6900,7 @@
               <w:rPr>
                 <w:sz w:val="15"/>
               </w:rPr>
-              <w:t>기계</w:t>
+              <w:t>전기</w:t>
             </w:r>
           </w:p>
         </w:tc>
@@ -6914,7 +6914,7 @@
               <w:rPr>
                 <w:sz w:val="15"/>
               </w:rPr>
-              <w:t>512종</w:t>
+              <w:t>455종</w:t>
             </w:r>
           </w:p>
         </w:tc>
@@ -6928,7 +6928,7 @@
               <w:rPr>
                 <w:sz w:val="15"/>
               </w:rPr>
-              <w:t>77.8%  █████████···</w:t>
+              <w:t>52.7%  ██████······</w:t>
             </w:r>
           </w:p>
         </w:tc>
@@ -6942,7 +6942,7 @@
               <w:rPr>
                 <w:sz w:val="15"/>
               </w:rPr>
-              <w:t>833건</w:t>
+              <w:t>1109건</w:t>
             </w:r>
           </w:p>
         </w:tc>
@@ -6958,7 +6958,7 @@
               <w:rPr>
                 <w:sz w:val="15"/>
               </w:rPr>
-              <w:t>유전율</w:t>
+              <w:t>파단연신율</w:t>
             </w:r>
           </w:p>
         </w:tc>
@@ -6972,7 +6972,7 @@
               <w:rPr>
                 <w:sz w:val="15"/>
               </w:rPr>
-              <w:t>전기</w:t>
+              <w:t>기계</w:t>
             </w:r>
           </w:p>
         </w:tc>
@@ -6986,7 +6986,7 @@
               <w:rPr>
                 <w:sz w:val="15"/>
               </w:rPr>
-              <w:t>483종</w:t>
+              <w:t>446종</w:t>
             </w:r>
           </w:p>
         </w:tc>
@@ -7000,7 +7000,7 @@
               <w:rPr>
                 <w:sz w:val="15"/>
               </w:rPr>
-              <w:t>73.4%  █████████···</w:t>
+              <w:t>51.6%  ██████······</w:t>
             </w:r>
           </w:p>
         </w:tc>
@@ -7014,7 +7014,7 @@
               <w:rPr>
                 <w:sz w:val="15"/>
               </w:rPr>
-              <w:t>784건</w:t>
+              <w:t>1013건</w:t>
             </w:r>
           </w:p>
         </w:tc>
@@ -7030,7 +7030,7 @@
               <w:rPr>
                 <w:sz w:val="15"/>
               </w:rPr>
-              <w:t>유리전이온도</w:t>
+              <w:t>체적저항률</w:t>
             </w:r>
           </w:p>
         </w:tc>
@@ -7044,7 +7044,7 @@
               <w:rPr>
                 <w:sz w:val="15"/>
               </w:rPr>
-              <w:t>열</w:t>
+              <w:t>전기</w:t>
             </w:r>
           </w:p>
         </w:tc>
@@ -7058,7 +7058,7 @@
               <w:rPr>
                 <w:sz w:val="15"/>
               </w:rPr>
-              <w:t>434종</w:t>
+              <w:t>404종</w:t>
             </w:r>
           </w:p>
         </w:tc>
@@ -7072,7 +7072,7 @@
               <w:rPr>
                 <w:sz w:val="15"/>
               </w:rPr>
-              <w:t>66.0%  ████████····</w:t>
+              <w:t>46.8%  ██████······</w:t>
             </w:r>
           </w:p>
         </w:tc>
@@ -7086,7 +7086,7 @@
               <w:rPr>
                 <w:sz w:val="15"/>
               </w:rPr>
-              <w:t>986건</w:t>
+              <w:t>657건</w:t>
             </w:r>
           </w:p>
         </w:tc>
@@ -7130,7 +7130,7 @@
               <w:rPr>
                 <w:sz w:val="15"/>
               </w:rPr>
-              <w:t>403종</w:t>
+              <w:t>305종</w:t>
             </w:r>
           </w:p>
         </w:tc>
@@ -7144,7 +7144,7 @@
               <w:rPr>
                 <w:sz w:val="15"/>
               </w:rPr>
-              <w:t>61.2%  ███████·····</w:t>
+              <w:t>35.3%  ████········</w:t>
             </w:r>
           </w:p>
         </w:tc>
@@ -7174,7 +7174,7 @@
               <w:rPr>
                 <w:sz w:val="15"/>
               </w:rPr>
-              <w:t>물 접촉각</w:t>
+              <w:t>수분흡수율(24h)</w:t>
             </w:r>
           </w:p>
         </w:tc>
@@ -7188,7 +7188,7 @@
               <w:rPr>
                 <w:sz w:val="15"/>
               </w:rPr>
-              <w:t>물리</w:t>
+              <w:t>화학</w:t>
             </w:r>
           </w:p>
         </w:tc>
@@ -7202,7 +7202,7 @@
               <w:rPr>
                 <w:sz w:val="15"/>
               </w:rPr>
-              <w:t>401종</w:t>
+              <w:t>290종</w:t>
             </w:r>
           </w:p>
         </w:tc>
@@ -7216,7 +7216,7 @@
               <w:rPr>
                 <w:sz w:val="15"/>
               </w:rPr>
-              <w:t>60.9%  ███████·····</w:t>
+              <w:t>33.6%  ████········</w:t>
             </w:r>
           </w:p>
         </w:tc>
@@ -7230,7 +7230,7 @@
               <w:rPr>
                 <w:sz w:val="15"/>
               </w:rPr>
-              <w:t>529건</w:t>
+              <w:t>367건</w:t>
             </w:r>
           </w:p>
         </w:tc>
@@ -7246,7 +7246,7 @@
               <w:rPr>
                 <w:sz w:val="15"/>
               </w:rPr>
-              <w:t>체적저항률</w:t>
+              <w:t>유리전이온도</w:t>
             </w:r>
           </w:p>
         </w:tc>
@@ -7260,7 +7260,7 @@
               <w:rPr>
                 <w:sz w:val="15"/>
               </w:rPr>
-              <w:t>전기</w:t>
+              <w:t>열</w:t>
             </w:r>
           </w:p>
         </w:tc>
@@ -7274,7 +7274,7 @@
               <w:rPr>
                 <w:sz w:val="15"/>
               </w:rPr>
-              <w:t>373종</w:t>
+              <w:t>283종</w:t>
             </w:r>
           </w:p>
         </w:tc>
@@ -7288,7 +7288,7 @@
               <w:rPr>
                 <w:sz w:val="15"/>
               </w:rPr>
-              <w:t>56.7%  ███████·····</w:t>
+              <w:t>32.8%  ████········</w:t>
             </w:r>
           </w:p>
         </w:tc>
@@ -7302,7 +7302,7 @@
               <w:rPr>
                 <w:sz w:val="15"/>
               </w:rPr>
-              <w:t>514건</w:t>
+              <w:t>1197건</w:t>
             </w:r>
           </w:p>
         </w:tc>
@@ -7318,7 +7318,7 @@
               <w:rPr>
                 <w:sz w:val="15"/>
               </w:rPr>
-              <w:t>박리강도</w:t>
+              <w:t>손실계수</w:t>
             </w:r>
           </w:p>
         </w:tc>
@@ -7332,7 +7332,7 @@
               <w:rPr>
                 <w:sz w:val="15"/>
               </w:rPr>
-              <w:t>계면</w:t>
+              <w:t>전기</w:t>
             </w:r>
           </w:p>
         </w:tc>
@@ -7346,7 +7346,7 @@
               <w:rPr>
                 <w:sz w:val="15"/>
               </w:rPr>
-              <w:t>301종</w:t>
+              <w:t>282종</w:t>
             </w:r>
           </w:p>
         </w:tc>
@@ -7360,7 +7360,7 @@
               <w:rPr>
                 <w:sz w:val="15"/>
               </w:rPr>
-              <w:t>45.7%  █████·······</w:t>
+              <w:t>32.6%  ████········</w:t>
             </w:r>
           </w:p>
         </w:tc>
@@ -7374,7 +7374,7 @@
               <w:rPr>
                 <w:sz w:val="15"/>
               </w:rPr>
-              <w:t>906건</w:t>
+              <w:t>663건</w:t>
             </w:r>
           </w:p>
         </w:tc>
@@ -7390,7 +7390,7 @@
               <w:rPr>
                 <w:sz w:val="15"/>
               </w:rPr>
-              <w:t>동적증가계수(DIF)</w:t>
+              <w:t>물 접촉각</w:t>
             </w:r>
           </w:p>
         </w:tc>
@@ -7404,7 +7404,7 @@
               <w:rPr>
                 <w:sz w:val="15"/>
               </w:rPr>
-              <w:t>기계</w:t>
+              <w:t>물리</w:t>
             </w:r>
           </w:p>
         </w:tc>
@@ -7418,7 +7418,7 @@
               <w:rPr>
                 <w:sz w:val="15"/>
               </w:rPr>
-              <w:t>280종</w:t>
+              <w:t>278종</w:t>
             </w:r>
           </w:p>
         </w:tc>
@@ -7432,7 +7432,7 @@
               <w:rPr>
                 <w:sz w:val="15"/>
               </w:rPr>
-              <w:t>42.6%  █████·······</w:t>
+              <w:t>32.2%  ████········</w:t>
             </w:r>
           </w:p>
         </w:tc>
@@ -7446,7 +7446,7 @@
               <w:rPr>
                 <w:sz w:val="15"/>
               </w:rPr>
-              <w:t>500건</w:t>
+              <w:t>529건</w:t>
             </w:r>
           </w:p>
         </w:tc>
@@ -7462,7 +7462,7 @@
               <w:rPr>
                 <w:sz w:val="15"/>
               </w:rPr>
-              <w:t>수분흡수율(24h)</w:t>
+              <w:t>박리강도</w:t>
             </w:r>
           </w:p>
         </w:tc>
@@ -7476,7 +7476,7 @@
               <w:rPr>
                 <w:sz w:val="15"/>
               </w:rPr>
-              <w:t>화학</w:t>
+              <w:t>계면</w:t>
             </w:r>
           </w:p>
         </w:tc>
@@ -7490,7 +7490,7 @@
               <w:rPr>
                 <w:sz w:val="15"/>
               </w:rPr>
-              <w:t>224종</w:t>
+              <w:t>248종</w:t>
             </w:r>
           </w:p>
         </w:tc>
@@ -7504,7 +7504,7 @@
               <w:rPr>
                 <w:sz w:val="15"/>
               </w:rPr>
-              <w:t>34.0%  ████········</w:t>
+              <w:t>28.7%  ███·········</w:t>
             </w:r>
           </w:p>
         </w:tc>
@@ -7518,7 +7518,7 @@
               <w:rPr>
                 <w:sz w:val="15"/>
               </w:rPr>
-              <w:t>248건</w:t>
+              <w:t>1017건</w:t>
             </w:r>
           </w:p>
         </w:tc>
@@ -7534,7 +7534,7 @@
               <w:rPr>
                 <w:sz w:val="15"/>
               </w:rPr>
-              <w:t>항복강도</w:t>
+              <w:t>동적증가계수(DIF)</w:t>
             </w:r>
           </w:p>
         </w:tc>
@@ -7562,7 +7562,7 @@
               <w:rPr>
                 <w:sz w:val="15"/>
               </w:rPr>
-              <w:t>223종</w:t>
+              <w:t>247종</w:t>
             </w:r>
           </w:p>
         </w:tc>
@@ -7576,7 +7576,7 @@
               <w:rPr>
                 <w:sz w:val="15"/>
               </w:rPr>
-              <w:t>33.9%  ████········</w:t>
+              <w:t>28.6%  ███·········</w:t>
             </w:r>
           </w:p>
         </w:tc>
@@ -7590,7 +7590,7 @@
               <w:rPr>
                 <w:sz w:val="15"/>
               </w:rPr>
-              <w:t>365건</w:t>
+              <w:t>500건</w:t>
             </w:r>
           </w:p>
         </w:tc>
@@ -7634,7 +7634,7 @@
               <w:rPr>
                 <w:sz w:val="15"/>
               </w:rPr>
-              <w:t>207종</w:t>
+              <w:t>208종</w:t>
             </w:r>
           </w:p>
         </w:tc>
@@ -7648,7 +7648,7 @@
               <w:rPr>
                 <w:sz w:val="15"/>
               </w:rPr>
-              <w:t>31.5%  ████········</w:t>
+              <w:t>24.1%  ███·········</w:t>
             </w:r>
           </w:p>
         </w:tc>
@@ -7662,7 +7662,7 @@
               <w:rPr>
                 <w:sz w:val="15"/>
               </w:rPr>
-              <w:t>237건</w:t>
+              <w:t>239건</w:t>
             </w:r>
           </w:p>
         </w:tc>
@@ -7678,7 +7678,7 @@
               <w:rPr>
                 <w:sz w:val="15"/>
               </w:rPr>
-              <w:t>충전제 함량</w:t>
+              <w:t>항복강도</w:t>
             </w:r>
           </w:p>
         </w:tc>
@@ -7692,7 +7692,7 @@
               <w:rPr>
                 <w:sz w:val="15"/>
               </w:rPr>
-              <w:t>구조</w:t>
+              <w:t>기계</w:t>
             </w:r>
           </w:p>
         </w:tc>
@@ -7706,7 +7706,7 @@
               <w:rPr>
                 <w:sz w:val="15"/>
               </w:rPr>
-              <w:t>201종</w:t>
+              <w:t>207종</w:t>
             </w:r>
           </w:p>
         </w:tc>
@@ -7720,7 +7720,7 @@
               <w:rPr>
                 <w:sz w:val="15"/>
               </w:rPr>
-              <w:t>30.5%  ████········</w:t>
+              <w:t>24.0%  ███·········</w:t>
             </w:r>
           </w:p>
         </w:tc>
@@ -7734,7 +7734,7 @@
               <w:rPr>
                 <w:sz w:val="15"/>
               </w:rPr>
-              <w:t>218건</w:t>
+              <w:t>479건</w:t>
             </w:r>
           </w:p>
         </w:tc>
@@ -7750,7 +7750,7 @@
               <w:rPr>
                 <w:sz w:val="15"/>
               </w:rPr>
-              <w:t>손실계수</w:t>
+              <w:t>최대 사용온도</w:t>
             </w:r>
           </w:p>
         </w:tc>
@@ -7764,7 +7764,7 @@
               <w:rPr>
                 <w:sz w:val="15"/>
               </w:rPr>
-              <w:t>전기</w:t>
+              <w:t>열</w:t>
             </w:r>
           </w:p>
         </w:tc>
@@ -7778,7 +7778,7 @@
               <w:rPr>
                 <w:sz w:val="15"/>
               </w:rPr>
-              <w:t>189종</w:t>
+              <w:t>204종</w:t>
             </w:r>
           </w:p>
         </w:tc>
@@ -7792,7 +7792,7 @@
               <w:rPr>
                 <w:sz w:val="15"/>
               </w:rPr>
-              <w:t>28.7%  ███·········</w:t>
+              <w:t>23.6%  ███·········</w:t>
             </w:r>
           </w:p>
         </w:tc>
@@ -7806,7 +7806,7 @@
               <w:rPr>
                 <w:sz w:val="15"/>
               </w:rPr>
-              <w:t>349건</w:t>
+              <w:t>337건</w:t>
             </w:r>
           </w:p>
         </w:tc>
@@ -7919,7 +7919,7 @@
               <w:rPr>
                 <w:sz w:val="15"/>
               </w:rPr>
-              <w:t>수분함량</w:t>
+              <w:t>표면조도 Rz(최대높이)</w:t>
             </w:r>
           </w:p>
         </w:tc>
@@ -7933,7 +7933,7 @@
               <w:rPr>
                 <w:sz w:val="15"/>
               </w:rPr>
-              <w:t>화학</w:t>
+              <w:t>surface</w:t>
             </w:r>
           </w:p>
         </w:tc>
@@ -7947,7 +7947,7 @@
               <w:rPr>
                 <w:sz w:val="15"/>
               </w:rPr>
-              <w:t>3종</w:t>
+              <w:t>1종</w:t>
             </w:r>
           </w:p>
         </w:tc>
@@ -7961,7 +7961,7 @@
               <w:rPr>
                 <w:sz w:val="15"/>
               </w:rPr>
-              <w:t>6건</w:t>
+              <w:t>18건</w:t>
             </w:r>
           </w:p>
         </w:tc>
@@ -7977,7 +7977,7 @@
               <w:rPr>
                 <w:sz w:val="15"/>
               </w:rPr>
-              <w:t>와이어 풀 강도</w:t>
+              <w:t>가수분해 속도상수</w:t>
             </w:r>
           </w:p>
         </w:tc>
@@ -7991,7 +7991,7 @@
               <w:rPr>
                 <w:sz w:val="15"/>
               </w:rPr>
-              <w:t>계면</w:t>
+              <w:t>화학</w:t>
             </w:r>
           </w:p>
         </w:tc>
@@ -8005,7 +8005,7 @@
               <w:rPr>
                 <w:sz w:val="15"/>
               </w:rPr>
-              <w:t>3종</w:t>
+              <w:t>0종</w:t>
             </w:r>
           </w:p>
         </w:tc>
@@ -8019,7 +8019,7 @@
               <w:rPr>
                 <w:sz w:val="15"/>
               </w:rPr>
-              <w:t>13건</w:t>
+              <w:t>0건</w:t>
             </w:r>
           </w:p>
         </w:tc>
@@ -8035,7 +8035,7 @@
               <w:rPr>
                 <w:sz w:val="15"/>
               </w:rPr>
-              <w:t>Darveaux 균열 상수</w:t>
+              <w:t>광열화 속도상수</w:t>
             </w:r>
           </w:p>
         </w:tc>
@@ -8049,7 +8049,7 @@
               <w:rPr>
                 <w:sz w:val="15"/>
               </w:rPr>
-              <w:t>기계</w:t>
+              <w:t>화학</w:t>
             </w:r>
           </w:p>
         </w:tc>
@@ -8063,7 +8063,7 @@
               <w:rPr>
                 <w:sz w:val="15"/>
               </w:rPr>
-              <w:t>3종</w:t>
+              <w:t>0종</w:t>
             </w:r>
           </w:p>
         </w:tc>
@@ -8077,7 +8077,7 @@
               <w:rPr>
                 <w:sz w:val="15"/>
               </w:rPr>
-              <w:t>70건</w:t>
+              <w:t>2건</w:t>
             </w:r>
           </w:p>
         </w:tc>
@@ -8093,7 +8093,7 @@
               <w:rPr>
                 <w:sz w:val="15"/>
               </w:rPr>
-              <w:t>이분자 소광 속도상수</w:t>
+              <w:t>수분함량</w:t>
             </w:r>
           </w:p>
         </w:tc>
@@ -8107,7 +8107,7 @@
               <w:rPr>
                 <w:sz w:val="15"/>
               </w:rPr>
-              <w:t>광학</w:t>
+              <w:t>화학</w:t>
             </w:r>
           </w:p>
         </w:tc>
@@ -8121,7 +8121,7 @@
               <w:rPr>
                 <w:sz w:val="15"/>
               </w:rPr>
-              <w:t>3종</w:t>
+              <w:t>0종</w:t>
             </w:r>
           </w:p>
         </w:tc>
@@ -8135,7 +8135,7 @@
               <w:rPr>
                 <w:sz w:val="15"/>
               </w:rPr>
-              <w:t>3건</w:t>
+              <w:t>6건</w:t>
             </w:r>
           </w:p>
         </w:tc>
@@ -8151,7 +8151,7 @@
               <w:rPr>
                 <w:sz w:val="15"/>
               </w:rPr>
-              <w:t>광택(60도)</w:t>
+              <w:t>홀계수</w:t>
             </w:r>
           </w:p>
         </w:tc>
@@ -8165,7 +8165,7 @@
               <w:rPr>
                 <w:sz w:val="15"/>
               </w:rPr>
-              <w:t>광학</w:t>
+              <w:t>전기</w:t>
             </w:r>
           </w:p>
         </w:tc>
@@ -8179,7 +8179,7 @@
               <w:rPr>
                 <w:sz w:val="15"/>
               </w:rPr>
-              <w:t>3종</w:t>
+              <w:t>0종</w:t>
             </w:r>
           </w:p>
         </w:tc>
@@ -8209,7 +8209,7 @@
               <w:rPr>
                 <w:sz w:val="15"/>
               </w:rPr>
-              <w:t>산소 투과계수(permeance)</w:t>
+              <w:t>기계품질계수 Qm</w:t>
             </w:r>
           </w:p>
         </w:tc>
@@ -8223,7 +8223,7 @@
               <w:rPr>
                 <w:sz w:val="15"/>
               </w:rPr>
-              <w:t>물리</w:t>
+              <w:t>전기</w:t>
             </w:r>
           </w:p>
         </w:tc>
@@ -8237,7 +8237,7 @@
               <w:rPr>
                 <w:sz w:val="15"/>
               </w:rPr>
-              <w:t>3종</w:t>
+              <w:t>0종</w:t>
             </w:r>
           </w:p>
         </w:tc>
@@ -8251,7 +8251,7 @@
               <w:rPr>
                 <w:sz w:val="15"/>
               </w:rPr>
-              <w:t>16건</w:t>
+              <w:t>15건</w:t>
             </w:r>
           </w:p>
         </w:tc>
@@ -8267,7 +8267,7 @@
               <w:rPr>
                 <w:sz w:val="15"/>
               </w:rPr>
-              <w:t>표면에너지 극성성분</w:t>
+              <w:t>박리력</w:t>
             </w:r>
           </w:p>
         </w:tc>
@@ -8281,7 +8281,7 @@
               <w:rPr>
                 <w:sz w:val="15"/>
               </w:rPr>
-              <w:t>물리</w:t>
+              <w:t>계면</w:t>
             </w:r>
           </w:p>
         </w:tc>
@@ -8295,7 +8295,7 @@
               <w:rPr>
                 <w:sz w:val="15"/>
               </w:rPr>
-              <w:t>3종</w:t>
+              <w:t>0종</w:t>
             </w:r>
           </w:p>
         </w:tc>
@@ -8309,7 +8309,7 @@
               <w:rPr>
                 <w:sz w:val="15"/>
               </w:rPr>
-              <w:t>6건</w:t>
+              <w:t>34건</w:t>
             </w:r>
           </w:p>
         </w:tc>
@@ -8325,7 +8325,7 @@
               <w:rPr>
                 <w:sz w:val="15"/>
               </w:rPr>
-              <w:t>제타전위</w:t>
+              <w:t>택 에너지</w:t>
             </w:r>
           </w:p>
         </w:tc>
@@ -8339,7 +8339,7 @@
               <w:rPr>
                 <w:sz w:val="15"/>
               </w:rPr>
-              <w:t>물리</w:t>
+              <w:t>계면</w:t>
             </w:r>
           </w:p>
         </w:tc>
@@ -8353,7 +8353,7 @@
               <w:rPr>
                 <w:sz w:val="15"/>
               </w:rPr>
-              <w:t>3종</w:t>
+              <w:t>0종</w:t>
             </w:r>
           </w:p>
         </w:tc>
@@ -8367,7 +8367,7 @@
               <w:rPr>
                 <w:sz w:val="15"/>
               </w:rPr>
-              <w:t>3건</w:t>
+              <w:t>26건</w:t>
             </w:r>
           </w:p>
         </w:tc>
@@ -8383,7 +8383,7 @@
               <w:rPr>
                 <w:sz w:val="15"/>
               </w:rPr>
-              <w:t>항복응력</w:t>
+              <w:t>프로브 택 응력</w:t>
             </w:r>
           </w:p>
         </w:tc>
@@ -8397,7 +8397,7 @@
               <w:rPr>
                 <w:sz w:val="15"/>
               </w:rPr>
-              <w:t>유변</w:t>
+              <w:t>계면</w:t>
             </w:r>
           </w:p>
         </w:tc>
@@ -8411,7 +8411,7 @@
               <w:rPr>
                 <w:sz w:val="15"/>
               </w:rPr>
-              <w:t>3종</w:t>
+              <w:t>0종</w:t>
             </w:r>
           </w:p>
         </w:tc>
@@ -8425,7 +8425,7 @@
               <w:rPr>
                 <w:sz w:val="15"/>
               </w:rPr>
-              <w:t>9건</w:t>
+              <w:t>21건</w:t>
             </w:r>
           </w:p>
         </w:tc>
@@ -8441,7 +8441,7 @@
               <w:rPr>
                 <w:sz w:val="15"/>
               </w:rPr>
-              <w:t>부분몰부피</w:t>
+              <w:t>크리프 컴플라이언스</w:t>
             </w:r>
           </w:p>
         </w:tc>
@@ -8455,7 +8455,7 @@
               <w:rPr>
                 <w:sz w:val="15"/>
               </w:rPr>
-              <w:t>화학</w:t>
+              <w:t>기계</w:t>
             </w:r>
           </w:p>
         </w:tc>
@@ -8469,7 +8469,7 @@
               <w:rPr>
                 <w:sz w:val="15"/>
               </w:rPr>
-              <w:t>2종</w:t>
+              <w:t>0종</w:t>
             </w:r>
           </w:p>
         </w:tc>
@@ -8483,7 +8483,7 @@
               <w:rPr>
                 <w:sz w:val="15"/>
               </w:rPr>
-              <w:t>6건</w:t>
+              <w:t>99건</w:t>
             </w:r>
           </w:p>
         </w:tc>
@@ -8499,7 +8499,7 @@
               <w:rPr>
                 <w:sz w:val="15"/>
               </w:rPr>
-              <w:t>Stromeyer 점근응력 σ∞</w:t>
+              <w:t>마르텐스 경도 HM</w:t>
             </w:r>
           </w:p>
         </w:tc>
@@ -8527,7 +8527,7 @@
               <w:rPr>
                 <w:sz w:val="15"/>
               </w:rPr>
-              <w:t>2종</w:t>
+              <w:t>0종</w:t>
             </w:r>
           </w:p>
         </w:tc>
@@ -8541,7 +8541,7 @@
               <w:rPr>
                 <w:sz w:val="15"/>
               </w:rPr>
-              <w:t>9건</w:t>
+              <w:t>0건</w:t>
             </w:r>
           </w:p>
         </w:tc>
@@ -8557,7 +8557,7 @@
               <w:rPr>
                 <w:sz w:val="15"/>
               </w:rPr>
-              <w:t>Stromeyer 계수 C</w:t>
+              <w:t>이분자 소광 속도상수</w:t>
             </w:r>
           </w:p>
         </w:tc>
@@ -8571,7 +8571,7 @@
               <w:rPr>
                 <w:sz w:val="15"/>
               </w:rPr>
-              <w:t>기계</w:t>
+              <w:t>광학</w:t>
             </w:r>
           </w:p>
         </w:tc>
@@ -8585,7 +8585,7 @@
               <w:rPr>
                 <w:sz w:val="15"/>
               </w:rPr>
-              <w:t>2종</w:t>
+              <w:t>0종</w:t>
             </w:r>
           </w:p>
         </w:tc>
@@ -8599,7 +8599,7 @@
               <w:rPr>
                 <w:sz w:val="15"/>
               </w:rPr>
-              <w:t>9건</w:t>
+              <w:t>3건</w:t>
             </w:r>
           </w:p>
         </w:tc>
@@ -8615,7 +8615,7 @@
               <w:rPr>
                 <w:sz w:val="15"/>
               </w:rPr>
-              <w:t>Stromeyer 지수 m</w:t>
+              <w:t>몰흡광계수</w:t>
             </w:r>
           </w:p>
         </w:tc>
@@ -8629,7 +8629,7 @@
               <w:rPr>
                 <w:sz w:val="15"/>
               </w:rPr>
-              <w:t>기계</w:t>
+              <w:t>광학</w:t>
             </w:r>
           </w:p>
         </w:tc>
@@ -8643,7 +8643,7 @@
               <w:rPr>
                 <w:sz w:val="15"/>
               </w:rPr>
-              <w:t>2종</w:t>
+              <w:t>0종</w:t>
             </w:r>
           </w:p>
         </w:tc>
@@ -8657,7 +8657,7 @@
               <w:rPr>
                 <w:sz w:val="15"/>
               </w:rPr>
-              <w:t>9건</w:t>
+              <w:t>34건</w:t>
             </w:r>
           </w:p>
         </w:tc>
@@ -8673,7 +8673,7 @@
               <w:rPr>
                 <w:sz w:val="15"/>
               </w:rPr>
-              <w:t>파괴에너지 G_Ic</w:t>
+              <w:t>단일항 에너지 S1</w:t>
             </w:r>
           </w:p>
         </w:tc>
@@ -8687,7 +8687,7 @@
               <w:rPr>
                 <w:sz w:val="15"/>
               </w:rPr>
-              <w:t>기계</w:t>
+              <w:t>광학</w:t>
             </w:r>
           </w:p>
         </w:tc>
@@ -8701,7 +8701,7 @@
               <w:rPr>
                 <w:sz w:val="15"/>
               </w:rPr>
-              <w:t>2종</w:t>
+              <w:t>0종</w:t>
             </w:r>
           </w:p>
         </w:tc>
@@ -8715,7 +8715,7 @@
               <w:rPr>
                 <w:sz w:val="15"/>
               </w:rPr>
-              <w:t>7건</w:t>
+              <w:t>30건</w:t>
             </w:r>
           </w:p>
         </w:tc>
@@ -8731,7 +8731,7 @@
               <w:rPr>
                 <w:sz w:val="15"/>
               </w:rPr>
-              <w:t>누프 경도</w:t>
+              <w:t>일중항 산소 양자수율</w:t>
             </w:r>
           </w:p>
         </w:tc>
@@ -8745,7 +8745,7 @@
               <w:rPr>
                 <w:sz w:val="15"/>
               </w:rPr>
-              <w:t>기계</w:t>
+              <w:t>광학</w:t>
             </w:r>
           </w:p>
         </w:tc>
@@ -8759,7 +8759,7 @@
               <w:rPr>
                 <w:sz w:val="15"/>
               </w:rPr>
-              <w:t>2종</w:t>
+              <w:t>0종</w:t>
             </w:r>
           </w:p>
         </w:tc>
@@ -8773,7 +8773,7 @@
               <w:rPr>
                 <w:sz w:val="15"/>
               </w:rPr>
-              <w:t>2건</w:t>
+              <w:t>13건</w:t>
             </w:r>
           </w:p>
         </w:tc>
@@ -8789,7 +8789,7 @@
               <w:rPr>
                 <w:sz w:val="15"/>
               </w:rPr>
-              <w:t>내자외선성</w:t>
+              <w:t>Stern-Volmer 소광상수</w:t>
             </w:r>
           </w:p>
         </w:tc>
@@ -8817,7 +8817,7 @@
               <w:rPr>
                 <w:sz w:val="15"/>
               </w:rPr>
-              <w:t>2종</w:t>
+              <w:t>0종</w:t>
             </w:r>
           </w:p>
         </w:tc>
@@ -8831,7 +8831,7 @@
               <w:rPr>
                 <w:sz w:val="15"/>
               </w:rPr>
-              <w:t>2건</w:t>
+              <w:t>6건</w:t>
             </w:r>
           </w:p>
         </w:tc>
@@ -8847,7 +8847,7 @@
               <w:rPr>
                 <w:sz w:val="15"/>
               </w:rPr>
-              <w:t>표면조도 Rz(최대높이)</w:t>
+              <w:t>삼중항 에너지 T1</w:t>
             </w:r>
           </w:p>
         </w:tc>
@@ -8861,7 +8861,7 @@
               <w:rPr>
                 <w:sz w:val="15"/>
               </w:rPr>
-              <w:t>surface</w:t>
+              <w:t>광학</w:t>
             </w:r>
           </w:p>
         </w:tc>
@@ -8875,7 +8875,7 @@
               <w:rPr>
                 <w:sz w:val="15"/>
               </w:rPr>
-              <w:t>2종</w:t>
+              <w:t>0종</w:t>
             </w:r>
           </w:p>
         </w:tc>
@@ -8889,7 +8889,7 @@
               <w:rPr>
                 <w:sz w:val="15"/>
               </w:rPr>
-              <w:t>16건</w:t>
+              <w:t>32건</w:t>
             </w:r>
           </w:p>
         </w:tc>
@@ -8905,7 +8905,7 @@
               <w:rPr>
                 <w:sz w:val="15"/>
               </w:rPr>
-              <w:t>광열화 속도상수</w:t>
+              <w:t>산소투과도(OTR)</w:t>
             </w:r>
           </w:p>
         </w:tc>
@@ -8919,7 +8919,7 @@
               <w:rPr>
                 <w:sz w:val="15"/>
               </w:rPr>
-              <w:t>화학</w:t>
+              <w:t>물리</w:t>
             </w:r>
           </w:p>
         </w:tc>
@@ -8933,7 +8933,7 @@
               <w:rPr>
                 <w:sz w:val="15"/>
               </w:rPr>
-              <w:t>1종</w:t>
+              <w:t>0종</w:t>
             </w:r>
           </w:p>
         </w:tc>
@@ -8947,7 +8947,7 @@
               <w:rPr>
                 <w:sz w:val="15"/>
               </w:rPr>
-              <w:t>2건</w:t>
+              <w:t>29건</w:t>
             </w:r>
           </w:p>
         </w:tc>
@@ -8963,7 +8963,7 @@
               <w:rPr>
                 <w:sz w:val="15"/>
               </w:rPr>
-              <w:t>비압축 파라미터 D</w:t>
+              <w:t>제타전위</w:t>
             </w:r>
           </w:p>
         </w:tc>
@@ -8977,7 +8977,7 @@
               <w:rPr>
                 <w:sz w:val="15"/>
               </w:rPr>
-              <w:t>기계</w:t>
+              <w:t>물리</w:t>
             </w:r>
           </w:p>
         </w:tc>
@@ -8991,7 +8991,7 @@
               <w:rPr>
                 <w:sz w:val="15"/>
               </w:rPr>
-              <w:t>1종</w:t>
+              <w:t>0종</w:t>
             </w:r>
           </w:p>
         </w:tc>
@@ -9005,7 +9005,7 @@
               <w:rPr>
                 <w:sz w:val="15"/>
               </w:rPr>
-              <w:t>8건</w:t>
+              <w:t>3건</w:t>
             </w:r>
           </w:p>
         </w:tc>
@@ -9021,7 +9021,7 @@
               <w:rPr>
                 <w:sz w:val="15"/>
               </w:rPr>
-              <w:t>층간전단강도(ILSS)</w:t>
+              <w:t>G'-G" 교차주파수</w:t>
             </w:r>
           </w:p>
         </w:tc>
@@ -9035,7 +9035,7 @@
               <w:rPr>
                 <w:sz w:val="15"/>
               </w:rPr>
-              <w:t>기계</w:t>
+              <w:t>유변</w:t>
             </w:r>
           </w:p>
         </w:tc>
@@ -9049,7 +9049,7 @@
               <w:rPr>
                 <w:sz w:val="15"/>
               </w:rPr>
-              <w:t>1종</w:t>
+              <w:t>0종</w:t>
             </w:r>
           </w:p>
         </w:tc>
@@ -9063,7 +9063,7 @@
               <w:rPr>
                 <w:sz w:val="15"/>
               </w:rPr>
-              <w:t>3건</w:t>
+              <w:t>22건</w:t>
             </w:r>
           </w:p>
         </w:tc>
@@ -9079,7 +9079,7 @@
               <w:rPr>
                 <w:sz w:val="15"/>
               </w:rPr>
-              <w:t>변형률 분해 성분</w:t>
+              <w:t>G'-G" 교차온도</w:t>
             </w:r>
           </w:p>
         </w:tc>
@@ -9093,7 +9093,7 @@
               <w:rPr>
                 <w:sz w:val="15"/>
               </w:rPr>
-              <w:t>기계</w:t>
+              <w:t>유변</w:t>
             </w:r>
           </w:p>
         </w:tc>
@@ -9107,7 +9107,7 @@
               <w:rPr>
                 <w:sz w:val="15"/>
               </w:rPr>
-              <w:t>1종</w:t>
+              <w:t>0종</w:t>
             </w:r>
           </w:p>
         </w:tc>
@@ -9121,7 +9121,7 @@
               <w:rPr>
                 <w:sz w:val="15"/>
               </w:rPr>
-              <w:t>10건</w:t>
+              <w:t>14건</w:t>
             </w:r>
           </w:p>
         </w:tc>
@@ -9137,7 +9137,7 @@
               <w:rPr>
                 <w:sz w:val="15"/>
               </w:rPr>
-              <w:t>충방전 팽창변형률</w:t>
+              <w:t>결정자 크기</w:t>
             </w:r>
           </w:p>
         </w:tc>
@@ -9151,7 +9151,7 @@
               <w:rPr>
                 <w:sz w:val="15"/>
               </w:rPr>
-              <w:t>기계</w:t>
+              <w:t>구조</w:t>
             </w:r>
           </w:p>
         </w:tc>
@@ -9165,7 +9165,7 @@
               <w:rPr>
                 <w:sz w:val="15"/>
               </w:rPr>
-              <w:t>1종</w:t>
+              <w:t>0종</w:t>
             </w:r>
           </w:p>
         </w:tc>
@@ -9179,7 +9179,7 @@
               <w:rPr>
                 <w:sz w:val="15"/>
               </w:rPr>
-              <w:t>5건</w:t>
+              <w:t>100건</w:t>
             </w:r>
           </w:p>
         </w:tc>
@@ -9195,7 +9195,7 @@
               <w:rPr>
                 <w:sz w:val="15"/>
               </w:rPr>
-              <w:t>가수분해 속도상수</w:t>
+              <w:t>기공 직경</w:t>
             </w:r>
           </w:p>
         </w:tc>
@@ -9209,7 +9209,7 @@
               <w:rPr>
                 <w:sz w:val="15"/>
               </w:rPr>
-              <w:t>화학</w:t>
+              <w:t>구조</w:t>
             </w:r>
           </w:p>
         </w:tc>
@@ -9237,7 +9237,7 @@
               <w:rPr>
                 <w:sz w:val="15"/>
               </w:rPr>
-              <w:t>0건</w:t>
+              <w:t>57건</w:t>
             </w:r>
           </w:p>
         </w:tc>
@@ -9253,7 +9253,7 @@
               <w:rPr>
                 <w:sz w:val="15"/>
               </w:rPr>
-              <w:t>브리넬 경도</w:t>
+              <w:t>기공부피(비체적)</w:t>
             </w:r>
           </w:p>
         </w:tc>
@@ -9267,7 +9267,7 @@
               <w:rPr>
                 <w:sz w:val="15"/>
               </w:rPr>
-              <w:t>기계</w:t>
+              <w:t>구조</w:t>
             </w:r>
           </w:p>
         </w:tc>
@@ -9295,7 +9295,7 @@
               <w:rPr>
                 <w:sz w:val="15"/>
               </w:rPr>
-              <w:t>0건</w:t>
+              <w:t>41건</w:t>
             </w:r>
           </w:p>
         </w:tc>
@@ -9311,7 +9311,7 @@
               <w:rPr>
                 <w:sz w:val="15"/>
               </w:rPr>
-              <w:t>마르텐스 경도 HM</w:t>
+              <w:t>CTE 다항식 계수</w:t>
             </w:r>
           </w:p>
         </w:tc>
@@ -9325,7 +9325,7 @@
               <w:rPr>
                 <w:sz w:val="15"/>
               </w:rPr>
-              <w:t>기계</w:t>
+              <w:t>열</w:t>
             </w:r>
           </w:p>
         </w:tc>
@@ -9353,7 +9353,7 @@
               <w:rPr>
                 <w:sz w:val="15"/>
               </w:rPr>
-              <w:t>0건</w:t>
+              <w:t>30건</w:t>
             </w:r>
           </w:p>
         </w:tc>
@@ -9468,7 +9468,7 @@
               <w:rPr>
                 <w:sz w:val="16"/>
               </w:rPr>
-              <w:t>89종</w:t>
+              <w:t>103종</w:t>
             </w:r>
           </w:p>
         </w:tc>
@@ -9482,7 +9482,7 @@
               <w:rPr>
                 <w:sz w:val="16"/>
               </w:rPr>
-              <w:t>15,980건</w:t>
+              <w:t>18,055건</w:t>
             </w:r>
           </w:p>
         </w:tc>
@@ -9496,7 +9496,7 @@
               <w:rPr>
                 <w:sz w:val="16"/>
               </w:rPr>
-              <w:t>64종</w:t>
+              <w:t>45종</w:t>
             </w:r>
           </w:p>
         </w:tc>
@@ -9526,7 +9526,7 @@
               <w:rPr>
                 <w:sz w:val="16"/>
               </w:rPr>
-              <w:t>18종</w:t>
+              <w:t>22종</w:t>
             </w:r>
           </w:p>
         </w:tc>
@@ -9540,7 +9540,7 @@
               <w:rPr>
                 <w:sz w:val="16"/>
               </w:rPr>
-              <w:t>5,865건</w:t>
+              <w:t>7,582건</w:t>
             </w:r>
           </w:p>
         </w:tc>
@@ -9554,7 +9554,7 @@
               <w:rPr>
                 <w:sz w:val="16"/>
               </w:rPr>
-              <w:t>192종</w:t>
+              <w:t>141종</w:t>
             </w:r>
           </w:p>
         </w:tc>
@@ -9570,7 +9570,7 @@
               <w:rPr>
                 <w:sz w:val="16"/>
               </w:rPr>
-              <w:t>물리</w:t>
+              <w:t>전기</w:t>
             </w:r>
           </w:p>
         </w:tc>
@@ -9584,7 +9584,7 @@
               <w:rPr>
                 <w:sz w:val="16"/>
               </w:rPr>
-              <w:t>23종</w:t>
+              <w:t>18종</w:t>
             </w:r>
           </w:p>
         </w:tc>
@@ -9598,7 +9598,7 @@
               <w:rPr>
                 <w:sz w:val="16"/>
               </w:rPr>
-              <w:t>3,186건</w:t>
+              <w:t>3,766건</w:t>
             </w:r>
           </w:p>
         </w:tc>
@@ -9612,7 +9612,7 @@
               <w:rPr>
                 <w:sz w:val="16"/>
               </w:rPr>
-              <w:t>96종</w:t>
+              <w:t>89종</w:t>
             </w:r>
           </w:p>
         </w:tc>
@@ -9628,7 +9628,7 @@
               <w:rPr>
                 <w:sz w:val="16"/>
               </w:rPr>
-              <w:t>전기</w:t>
+              <w:t>물리</w:t>
             </w:r>
           </w:p>
         </w:tc>
@@ -9642,7 +9642,7 @@
               <w:rPr>
                 <w:sz w:val="16"/>
               </w:rPr>
-              <w:t>16종</w:t>
+              <w:t>24종</w:t>
             </w:r>
           </w:p>
         </w:tc>
@@ -9656,7 +9656,7 @@
               <w:rPr>
                 <w:sz w:val="16"/>
               </w:rPr>
-              <w:t>2,613건</w:t>
+              <w:t>3,430건</w:t>
             </w:r>
           </w:p>
         </w:tc>
@@ -9670,7 +9670,7 @@
               <w:rPr>
                 <w:sz w:val="16"/>
               </w:rPr>
-              <w:t>112종</w:t>
+              <w:t>61종</w:t>
             </w:r>
           </w:p>
         </w:tc>
@@ -9700,7 +9700,7 @@
               <w:rPr>
                 <w:sz w:val="16"/>
               </w:rPr>
-              <w:t>22종</w:t>
+              <w:t>23종</w:t>
             </w:r>
           </w:p>
         </w:tc>
@@ -9714,7 +9714,7 @@
               <w:rPr>
                 <w:sz w:val="16"/>
               </w:rPr>
-              <w:t>1,905건</w:t>
+              <w:t>2,329건</w:t>
             </w:r>
           </w:p>
         </w:tc>
@@ -9728,7 +9728,7 @@
               <w:rPr>
                 <w:sz w:val="16"/>
               </w:rPr>
-              <w:t>39종</w:t>
+              <w:t>23종</w:t>
             </w:r>
           </w:p>
         </w:tc>
@@ -9758,7 +9758,7 @@
               <w:rPr>
                 <w:sz w:val="16"/>
               </w:rPr>
-              <w:t>14종</w:t>
+              <w:t>15종</w:t>
             </w:r>
           </w:p>
         </w:tc>
@@ -9772,7 +9772,7 @@
               <w:rPr>
                 <w:sz w:val="16"/>
               </w:rPr>
-              <w:t>1,812건</w:t>
+              <w:t>1,966건</w:t>
             </w:r>
           </w:p>
         </w:tc>
@@ -9786,7 +9786,7 @@
               <w:rPr>
                 <w:sz w:val="16"/>
               </w:rPr>
-              <w:t>49종</w:t>
+              <w:t>26종</w:t>
             </w:r>
           </w:p>
         </w:tc>
@@ -9816,7 +9816,7 @@
               <w:rPr>
                 <w:sz w:val="16"/>
               </w:rPr>
-              <w:t>22종</w:t>
+              <w:t>24종</w:t>
             </w:r>
           </w:p>
         </w:tc>
@@ -9830,7 +9830,7 @@
               <w:rPr>
                 <w:sz w:val="16"/>
               </w:rPr>
-              <w:t>1,323건</w:t>
+              <w:t>1,558건</w:t>
             </w:r>
           </w:p>
         </w:tc>
@@ -9844,7 +9844,7 @@
               <w:rPr>
                 <w:sz w:val="16"/>
               </w:rPr>
-              <w:t>42종</w:t>
+              <w:t>32종</w:t>
             </w:r>
           </w:p>
         </w:tc>
@@ -9888,7 +9888,7 @@
               <w:rPr>
                 <w:sz w:val="16"/>
               </w:rPr>
-              <w:t>1,264건</w:t>
+              <w:t>1,313건</w:t>
             </w:r>
           </w:p>
         </w:tc>
@@ -9902,7 +9902,7 @@
               <w:rPr>
                 <w:sz w:val="16"/>
               </w:rPr>
-              <w:t>74종</w:t>
+              <w:t>22종</w:t>
             </w:r>
           </w:p>
         </w:tc>
@@ -9932,7 +9932,7 @@
               <w:rPr>
                 <w:sz w:val="16"/>
               </w:rPr>
-              <w:t>8종</w:t>
+              <w:t>9종</w:t>
             </w:r>
           </w:p>
         </w:tc>
@@ -9946,7 +9946,7 @@
               <w:rPr>
                 <w:sz w:val="16"/>
               </w:rPr>
-              <w:t>428건</w:t>
+              <w:t>585건</w:t>
             </w:r>
           </w:p>
         </w:tc>
@@ -9960,7 +9960,7 @@
               <w:rPr>
                 <w:sz w:val="16"/>
               </w:rPr>
-              <w:t>30종</w:t>
+              <w:t>14종</w:t>
             </w:r>
           </w:p>
         </w:tc>
@@ -9990,7 +9990,7 @@
               <w:rPr>
                 <w:sz w:val="16"/>
               </w:rPr>
-              <w:t>5종</w:t>
+              <w:t>6종</w:t>
             </w:r>
           </w:p>
         </w:tc>
@@ -10004,7 +10004,7 @@
               <w:rPr>
                 <w:sz w:val="16"/>
               </w:rPr>
-              <w:t>201건</w:t>
+              <w:t>493건</w:t>
             </w:r>
           </w:p>
         </w:tc>
@@ -10018,7 +10018,7 @@
               <w:rPr>
                 <w:sz w:val="16"/>
               </w:rPr>
-              <w:t>15종</w:t>
+              <w:t>30종</w:t>
             </w:r>
           </w:p>
         </w:tc>
@@ -10034,7 +10034,7 @@
               <w:rPr>
                 <w:sz w:val="16"/>
               </w:rPr>
-              <w:t>음향</w:t>
+              <w:t>surface</w:t>
             </w:r>
           </w:p>
         </w:tc>
@@ -10062,7 +10062,7 @@
               <w:rPr>
                 <w:sz w:val="16"/>
               </w:rPr>
-              <w:t>150건</w:t>
+              <w:t>169건</w:t>
             </w:r>
           </w:p>
         </w:tc>
@@ -10076,7 +10076,7 @@
               <w:rPr>
                 <w:sz w:val="16"/>
               </w:rPr>
-              <w:t>24종</w:t>
+              <w:t>3종</w:t>
             </w:r>
           </w:p>
         </w:tc>
@@ -10092,7 +10092,7 @@
               <w:rPr>
                 <w:sz w:val="16"/>
               </w:rPr>
-              <w:t>surface</w:t>
+              <w:t>음향</w:t>
             </w:r>
           </w:p>
         </w:tc>
@@ -10134,7 +10134,7 @@
               <w:rPr>
                 <w:sz w:val="16"/>
               </w:rPr>
-              <w:t>13종</w:t>
+              <w:t>23종</w:t>
             </w:r>
           </w:p>
         </w:tc>
@@ -10249,7 +10249,7 @@
               <w:rPr>
                 <w:sz w:val="16"/>
               </w:rPr>
-              <w:t>926종</w:t>
+              <w:t>805종</w:t>
             </w:r>
           </w:p>
         </w:tc>
@@ -10263,7 +10263,7 @@
               <w:rPr>
                 <w:sz w:val="16"/>
               </w:rPr>
-              <w:t>14,187건</w:t>
+              <w:t>13,750건</w:t>
             </w:r>
           </w:p>
         </w:tc>
@@ -10277,7 +10277,7 @@
               <w:rPr>
                 <w:sz w:val="16"/>
               </w:rPr>
-              <w:t>15.3</w:t>
+              <w:t>17.1</w:t>
             </w:r>
           </w:p>
         </w:tc>
@@ -10307,7 +10307,7 @@
               <w:rPr>
                 <w:sz w:val="16"/>
               </w:rPr>
-              <w:t>642종</w:t>
+              <w:t>736종</w:t>
             </w:r>
           </w:p>
         </w:tc>
@@ -10321,7 +10321,7 @@
               <w:rPr>
                 <w:sz w:val="16"/>
               </w:rPr>
-              <w:t>9,201건</w:t>
+              <w:t>11,457건</w:t>
             </w:r>
           </w:p>
         </w:tc>
@@ -10335,7 +10335,7 @@
               <w:rPr>
                 <w:sz w:val="16"/>
               </w:rPr>
-              <w:t>14.3</w:t>
+              <w:t>15.6</w:t>
             </w:r>
           </w:p>
         </w:tc>
@@ -10365,7 +10365,7 @@
               <w:rPr>
                 <w:sz w:val="16"/>
               </w:rPr>
-              <w:t>424종</w:t>
+              <w:t>535종</w:t>
             </w:r>
           </w:p>
         </w:tc>
@@ -10379,7 +10379,7 @@
               <w:rPr>
                 <w:sz w:val="16"/>
               </w:rPr>
-              <w:t>3,470건</w:t>
+              <w:t>5,247건</w:t>
             </w:r>
           </w:p>
         </w:tc>
@@ -10393,7 +10393,7 @@
               <w:rPr>
                 <w:sz w:val="16"/>
               </w:rPr>
-              <w:t>8.2</w:t>
+              <w:t>9.8</w:t>
             </w:r>
           </w:p>
         </w:tc>
@@ -10423,7 +10423,7 @@
               <w:rPr>
                 <w:sz w:val="16"/>
               </w:rPr>
-              <w:t>253종</w:t>
+              <w:t>320종</w:t>
             </w:r>
           </w:p>
         </w:tc>
@@ -10437,7 +10437,7 @@
               <w:rPr>
                 <w:sz w:val="16"/>
               </w:rPr>
-              <w:t>6,224건</w:t>
+              <w:t>7,881건</w:t>
             </w:r>
           </w:p>
         </w:tc>
@@ -10467,6 +10467,64 @@
               <w:rPr>
                 <w:sz w:val="16"/>
               </w:rPr>
+              <w:t>molecular</w:t>
+            </w:r>
+          </w:p>
+        </w:tc>
+        <w:tc>
+          <w:tcPr>
+            <w:tcW w:type="dxa" w:w="2160"/>
+          </w:tcPr>
+          <w:p>
+            <w:r/>
+            <w:r>
+              <w:rPr>
+                <w:sz w:val="16"/>
+              </w:rPr>
+              <w:t>172종</w:t>
+            </w:r>
+          </w:p>
+        </w:tc>
+        <w:tc>
+          <w:tcPr>
+            <w:tcW w:type="dxa" w:w="2160"/>
+          </w:tcPr>
+          <w:p>
+            <w:r/>
+            <w:r>
+              <w:rPr>
+                <w:sz w:val="16"/>
+              </w:rPr>
+              <w:t>1,251건</w:t>
+            </w:r>
+          </w:p>
+        </w:tc>
+        <w:tc>
+          <w:tcPr>
+            <w:tcW w:type="dxa" w:w="2160"/>
+          </w:tcPr>
+          <w:p>
+            <w:r/>
+            <w:r>
+              <w:rPr>
+                <w:sz w:val="16"/>
+              </w:rPr>
+              <w:t>7.3</w:t>
+            </w:r>
+          </w:p>
+        </w:tc>
+      </w:tr>
+      <w:tr>
+        <w:tc>
+          <w:tcPr>
+            <w:tcW w:type="dxa" w:w="2160"/>
+          </w:tcPr>
+          <w:p>
+            <w:r/>
+            <w:r>
+              <w:rPr>
+                <w:sz w:val="16"/>
+              </w:rPr>
               <w:t>rubber</w:t>
             </w:r>
           </w:p>
@@ -10495,7 +10553,7 @@
               <w:rPr>
                 <w:sz w:val="16"/>
               </w:rPr>
-              <w:t>1,087건</w:t>
+              <w:t>1,102건</w:t>
             </w:r>
           </w:p>
         </w:tc>
@@ -10509,7 +10567,7 @@
               <w:rPr>
                 <w:sz w:val="16"/>
               </w:rPr>
-              <w:t>19.1</w:t>
+              <w:t>19.3</w:t>
             </w:r>
           </w:p>
         </w:tc>
@@ -10713,7 +10771,7 @@
               <w:rPr>
                 <w:sz w:val="16"/>
               </w:rPr>
-              <w:t>20,617</w:t>
+              <w:t>25,414</w:t>
             </w:r>
           </w:p>
         </w:tc>
@@ -10727,7 +10785,7 @@
               <w:rPr>
                 <w:sz w:val="16"/>
               </w:rPr>
-              <w:t>59.1%</w:t>
+              <w:t>61.4%</w:t>
             </w:r>
           </w:p>
         </w:tc>
@@ -10771,7 +10829,7 @@
               <w:rPr>
                 <w:sz w:val="16"/>
               </w:rPr>
-              <w:t>3,254</w:t>
+              <w:t>3,554</w:t>
             </w:r>
           </w:p>
         </w:tc>
@@ -10785,7 +10843,7 @@
               <w:rPr>
                 <w:sz w:val="16"/>
               </w:rPr>
-              <w:t>9.3%</w:t>
+              <w:t>8.6%</w:t>
             </w:r>
           </w:p>
         </w:tc>
@@ -10829,7 +10887,7 @@
               <w:rPr>
                 <w:sz w:val="16"/>
               </w:rPr>
-              <w:t>6,511</w:t>
+              <w:t>7,932</w:t>
             </w:r>
           </w:p>
         </w:tc>
@@ -10843,7 +10901,7 @@
               <w:rPr>
                 <w:sz w:val="16"/>
               </w:rPr>
-              <w:t>18.7%</w:t>
+              <w:t>19.2%</w:t>
             </w:r>
           </w:p>
         </w:tc>
@@ -10887,7 +10945,7 @@
               <w:rPr>
                 <w:sz w:val="16"/>
               </w:rPr>
-              <w:t>4,495</w:t>
+              <w:t>4,496</w:t>
             </w:r>
           </w:p>
         </w:tc>
@@ -10901,7 +10959,7 @@
               <w:rPr>
                 <w:sz w:val="16"/>
               </w:rPr>
-              <w:t>12.9%</w:t>
+              <w:t>10.9%</w:t>
             </w:r>
           </w:p>
         </w:tc>
@@ -10917,7 +10975,7 @@
           <w:b w:val="0"/>
           <w:sz w:val="19"/>
         </w:rPr>
-        <w:t>가정값 4,403건은 조건에 assumption 표지가 붙어 UI·카드에 “가정”으로 표시된다. 대표값 선택에서 실측에 밀리므로, 나중에 실측이 들어오면 자동으로 대체된다.</w:t>
+        <w:t>가정값 4,404건은 조건에 assumption 표지가 붙어 UI·카드에 “가정”으로 표시된다. 대표값 선택에서 실측에 밀리므로, 나중에 실측이 들어오면 자동으로 대체된다.</w:t>
       </w:r>
     </w:p>
     <w:p>
@@ -11000,7 +11058,7 @@
               <w:rPr>
                 <w:sz w:val="16"/>
               </w:rPr>
-              <w:t>1,215</w:t>
+              <w:t>1,265</w:t>
             </w:r>
           </w:p>
         </w:tc>
@@ -11030,7 +11088,7 @@
               <w:rPr>
                 <w:sz w:val="16"/>
               </w:rPr>
-              <w:t>967</w:t>
+              <w:t>1,113</w:t>
             </w:r>
           </w:p>
         </w:tc>
@@ -11090,7 +11148,7 @@
               <w:rPr>
                 <w:sz w:val="16"/>
               </w:rPr>
-              <w:t>120</w:t>
+              <w:t>123</w:t>
             </w:r>
           </w:p>
         </w:tc>
@@ -11120,7 +11178,7 @@
               <w:rPr>
                 <w:sz w:val="16"/>
               </w:rPr>
-              <w:t>75</w:t>
+              <w:t>77</w:t>
             </w:r>
           </w:p>
         </w:tc>
@@ -11136,7 +11194,7 @@
               <w:rPr>
                 <w:sz w:val="16"/>
               </w:rPr>
-              <w:t>web</w:t>
+              <w:t>standard</w:t>
             </w:r>
           </w:p>
         </w:tc>
@@ -11150,7 +11208,7 @@
               <w:rPr>
                 <w:sz w:val="16"/>
               </w:rPr>
-              <w:t>24</w:t>
+              <w:t>27</w:t>
             </w:r>
           </w:p>
         </w:tc>
@@ -11166,7 +11224,7 @@
               <w:rPr>
                 <w:sz w:val="16"/>
               </w:rPr>
-              <w:t>standard</w:t>
+              <w:t>web</w:t>
             </w:r>
           </w:p>
         </w:tc>
@@ -11180,7 +11238,7 @@
               <w:rPr>
                 <w:sz w:val="16"/>
               </w:rPr>
-              <w:t>24</w:t>
+              <w:t>26</w:t>
             </w:r>
           </w:p>
         </w:tc>
@@ -11368,7 +11426,7 @@
               <w:rPr>
                 <w:sz w:val="15"/>
               </w:rPr>
-              <w:t>낙하·충격 준비율 63.8%</w:t>
+              <w:t>낙하·충격 준비율 45.9%</w:t>
             </w:r>
           </w:p>
         </w:tc>
@@ -11426,7 +11484,7 @@
               <w:rPr>
                 <w:sz w:val="15"/>
               </w:rPr>
-              <w:t>열전달·방열 준비율 68.8% · 결로 두 갈래를 동시에 막는다</w:t>
+              <w:t>열전달·방열 준비율 55.1% · 결로 두 갈래를 동시에 막는다</w:t>
             </w:r>
           </w:p>
         </w:tc>
@@ -11484,7 +11542,7 @@
               <w:rPr>
                 <w:sz w:val="15"/>
               </w:rPr>
-              <w:t>폴더블 벤딩 준비율 71.4%</w:t>
+              <w:t>폴더블 벤딩 준비율 50.5%</w:t>
             </w:r>
           </w:p>
         </w:tc>
@@ -11542,7 +11600,7 @@
               <w:rPr>
                 <w:sz w:val="15"/>
               </w:rPr>
-              <w:t>결로(표면) 준비율 67.2%</w:t>
+              <w:t>결로(표면) 준비율 48.4%</w:t>
             </w:r>
           </w:p>
         </w:tc>
@@ -11600,7 +11658,7 @@
               <w:rPr>
                 <w:sz w:val="15"/>
               </w:rPr>
-              <w:t>피로·수명 준비율 38.3%</w:t>
+              <w:t>피로·수명 준비율 23.1%</w:t>
             </w:r>
           </w:p>
         </w:tc>
@@ -11658,7 +11716,7 @@
               <w:rPr>
                 <w:sz w:val="15"/>
               </w:rPr>
-              <w:t>산소소광-발광체 준비율 66.7% · 산소확산-매트릭스 준비율 71.4%</w:t>
+              <w:t>산소소광-발광체 준비율 28.6% · 산소확산-매트릭스 준비율 68.5%</w:t>
             </w:r>
           </w:p>
         </w:tc>
